--- a/工作日志/Linux_学习/4.进程通讯（26.7.15）/2.共享内存（26.7.16）.docx
+++ b/工作日志/Linux_学习/4.进程通讯（26.7.15）/2.共享内存（26.7.16）.docx
@@ -267,14 +267,6 @@
         </w:rPr>
         <w:t>删除共享内存对象：shm_unlink()</w:t>
       </w:r>
-    </w:p>
-    <w:p>
-      <w:pPr>
-        <w:rPr>
-          <w:rFonts w:hint="eastAsia"/>
-          <w:lang w:val="en-US" w:eastAsia="zh-CN"/>
-        </w:rPr>
-      </w:pPr>
     </w:p>
     <w:p>
       <w:pPr>
@@ -645,25 +637,3494 @@
           <w:lang w:val="en-US" w:eastAsia="zh-CN"/>
         </w:rPr>
       </w:pPr>
-    </w:p>
-    <w:p>
-      <w:pPr>
+      <w:r>
         <w:rPr>
           <w:rFonts w:hint="eastAsia" w:ascii="宋体" w:hAnsi="宋体" w:eastAsia="宋体" w:cs="宋体"/>
           <w:sz w:val="24"/>
           <w:szCs w:val="24"/>
           <w:lang w:val="en-US" w:eastAsia="zh-CN"/>
         </w:rPr>
-      </w:pPr>
-      <w:r>
+        <w:t>入参3：权限管理</w:t>
+      </w:r>
+    </w:p>
+    <w:tbl>
+      <w:tblPr>
+        <w:tblStyle w:val="5"/>
+        <w:tblW w:w="0" w:type="auto"/>
+        <w:tblCellSpacing w:w="15" w:type="dxa"/>
+        <w:tblInd w:w="0" w:type="dxa"/>
+        <w:tblBorders>
+          <w:top w:val="none" w:color="auto" w:sz="0" w:space="0"/>
+          <w:left w:val="none" w:color="auto" w:sz="0" w:space="0"/>
+          <w:bottom w:val="none" w:color="auto" w:sz="0" w:space="0"/>
+          <w:right w:val="none" w:color="auto" w:sz="0" w:space="0"/>
+          <w:insideH w:val="none" w:color="auto" w:sz="0" w:space="0"/>
+          <w:insideV w:val="none" w:color="auto" w:sz="0" w:space="0"/>
+        </w:tblBorders>
+        <w:shd w:val="clear" w:color="auto" w:fill="auto"/>
+        <w:tblLayout w:type="autofit"/>
+        <w:tblCellMar>
+          <w:top w:w="15" w:type="dxa"/>
+          <w:left w:w="15" w:type="dxa"/>
+          <w:bottom w:w="15" w:type="dxa"/>
+          <w:right w:w="15" w:type="dxa"/>
+        </w:tblCellMar>
+      </w:tblPr>
+      <w:tblGrid>
+        <w:gridCol w:w="557"/>
+        <w:gridCol w:w="3195"/>
+      </w:tblGrid>
+      <w:tr>
+        <w:tblPrEx>
+          <w:tblBorders>
+            <w:top w:val="none" w:color="auto" w:sz="0" w:space="0"/>
+            <w:left w:val="none" w:color="auto" w:sz="0" w:space="0"/>
+            <w:bottom w:val="none" w:color="auto" w:sz="0" w:space="0"/>
+            <w:right w:val="none" w:color="auto" w:sz="0" w:space="0"/>
+            <w:insideH w:val="none" w:color="auto" w:sz="0" w:space="0"/>
+            <w:insideV w:val="none" w:color="auto" w:sz="0" w:space="0"/>
+          </w:tblBorders>
+          <w:shd w:val="clear" w:color="auto" w:fill="auto"/>
+          <w:tblCellMar>
+            <w:top w:w="15" w:type="dxa"/>
+            <w:left w:w="15" w:type="dxa"/>
+            <w:bottom w:w="15" w:type="dxa"/>
+            <w:right w:w="15" w:type="dxa"/>
+          </w:tblCellMar>
+        </w:tblPrEx>
+        <w:trPr>
+          <w:tblHeader/>
+          <w:tblCellSpacing w:w="15" w:type="dxa"/>
+        </w:trPr>
+        <w:tc>
+          <w:tcPr>
+            <w:tcW w:w="0" w:type="auto"/>
+            <w:shd w:val="clear" w:color="auto" w:fill="auto"/>
+            <w:vAlign w:val="center"/>
+          </w:tcPr>
+          <w:p>
+            <w:pPr>
+              <w:keepNext w:val="0"/>
+              <w:keepLines w:val="0"/>
+              <w:widowControl/>
+              <w:suppressLineNumbers w:val="0"/>
+              <w:jc w:val="center"/>
+              <w:rPr>
+                <w:b/>
+                <w:bCs/>
+              </w:rPr>
+            </w:pPr>
+            <w:r>
+              <w:rPr>
+                <w:rFonts w:ascii="宋体" w:hAnsi="宋体" w:eastAsia="宋体" w:cs="宋体"/>
+                <w:b/>
+                <w:bCs/>
+                <w:kern w:val="0"/>
+                <w:sz w:val="24"/>
+                <w:szCs w:val="24"/>
+                <w:lang w:val="en-US" w:eastAsia="zh-CN" w:bidi="ar"/>
+              </w:rPr>
+              <w:t>权限</w:t>
+            </w:r>
+          </w:p>
+        </w:tc>
+        <w:tc>
+          <w:tcPr>
+            <w:tcW w:w="0" w:type="auto"/>
+            <w:shd w:val="clear" w:color="auto" w:fill="auto"/>
+            <w:vAlign w:val="center"/>
+          </w:tcPr>
+          <w:p>
+            <w:pPr>
+              <w:keepNext w:val="0"/>
+              <w:keepLines w:val="0"/>
+              <w:widowControl/>
+              <w:suppressLineNumbers w:val="0"/>
+              <w:jc w:val="center"/>
+              <w:rPr>
+                <w:b/>
+                <w:bCs/>
+              </w:rPr>
+            </w:pPr>
+            <w:r>
+              <w:rPr>
+                <w:rFonts w:ascii="宋体" w:hAnsi="宋体" w:eastAsia="宋体" w:cs="宋体"/>
+                <w:b/>
+                <w:bCs/>
+                <w:kern w:val="0"/>
+                <w:sz w:val="24"/>
+                <w:szCs w:val="24"/>
+                <w:lang w:val="en-US" w:eastAsia="zh-CN" w:bidi="ar"/>
+              </w:rPr>
+              <w:t>含义</w:t>
+            </w:r>
+          </w:p>
+        </w:tc>
+      </w:tr>
+      <w:tr>
+        <w:tblPrEx>
+          <w:tblBorders>
+            <w:top w:val="none" w:color="auto" w:sz="0" w:space="0"/>
+            <w:left w:val="none" w:color="auto" w:sz="0" w:space="0"/>
+            <w:bottom w:val="none" w:color="auto" w:sz="0" w:space="0"/>
+            <w:right w:val="none" w:color="auto" w:sz="0" w:space="0"/>
+            <w:insideH w:val="none" w:color="auto" w:sz="0" w:space="0"/>
+            <w:insideV w:val="none" w:color="auto" w:sz="0" w:space="0"/>
+          </w:tblBorders>
+          <w:shd w:val="clear" w:color="auto" w:fill="auto"/>
+          <w:tblCellMar>
+            <w:top w:w="15" w:type="dxa"/>
+            <w:left w:w="15" w:type="dxa"/>
+            <w:bottom w:w="15" w:type="dxa"/>
+            <w:right w:w="15" w:type="dxa"/>
+          </w:tblCellMar>
+        </w:tblPrEx>
+        <w:trPr>
+          <w:tblCellSpacing w:w="15" w:type="dxa"/>
+        </w:trPr>
+        <w:tc>
+          <w:tcPr>
+            <w:tcW w:w="0" w:type="auto"/>
+            <w:shd w:val="clear" w:color="auto" w:fill="auto"/>
+            <w:vAlign w:val="center"/>
+          </w:tcPr>
+          <w:p>
+            <w:pPr>
+              <w:keepNext w:val="0"/>
+              <w:keepLines w:val="0"/>
+              <w:widowControl/>
+              <w:suppressLineNumbers w:val="0"/>
+              <w:jc w:val="left"/>
+            </w:pPr>
+            <w:r>
+              <w:rPr>
+                <w:rStyle w:val="8"/>
+                <w:rFonts w:ascii="宋体" w:hAnsi="宋体" w:eastAsia="宋体" w:cs="宋体"/>
+                <w:kern w:val="0"/>
+                <w:sz w:val="24"/>
+                <w:szCs w:val="24"/>
+                <w:lang w:val="en-US" w:eastAsia="zh-CN" w:bidi="ar"/>
+              </w:rPr>
+              <w:t>0600</w:t>
+            </w:r>
+          </w:p>
+        </w:tc>
+        <w:tc>
+          <w:tcPr>
+            <w:tcW w:w="0" w:type="auto"/>
+            <w:shd w:val="clear" w:color="auto" w:fill="auto"/>
+            <w:vAlign w:val="center"/>
+          </w:tcPr>
+          <w:p>
+            <w:pPr>
+              <w:keepNext w:val="0"/>
+              <w:keepLines w:val="0"/>
+              <w:widowControl/>
+              <w:suppressLineNumbers w:val="0"/>
+              <w:jc w:val="left"/>
+            </w:pPr>
+            <w:r>
+              <w:rPr>
+                <w:rFonts w:ascii="宋体" w:hAnsi="宋体" w:eastAsia="宋体" w:cs="宋体"/>
+                <w:kern w:val="0"/>
+                <w:sz w:val="24"/>
+                <w:szCs w:val="24"/>
+                <w:lang w:val="en-US" w:eastAsia="zh-CN" w:bidi="ar"/>
+              </w:rPr>
+              <w:t>只有当前用户可以读写</w:t>
+            </w:r>
+          </w:p>
+        </w:tc>
+      </w:tr>
+      <w:tr>
+        <w:tblPrEx>
+          <w:tblBorders>
+            <w:top w:val="none" w:color="auto" w:sz="0" w:space="0"/>
+            <w:left w:val="none" w:color="auto" w:sz="0" w:space="0"/>
+            <w:bottom w:val="none" w:color="auto" w:sz="0" w:space="0"/>
+            <w:right w:val="none" w:color="auto" w:sz="0" w:space="0"/>
+            <w:insideH w:val="none" w:color="auto" w:sz="0" w:space="0"/>
+            <w:insideV w:val="none" w:color="auto" w:sz="0" w:space="0"/>
+          </w:tblBorders>
+          <w:shd w:val="clear" w:color="auto" w:fill="auto"/>
+          <w:tblCellMar>
+            <w:top w:w="15" w:type="dxa"/>
+            <w:left w:w="15" w:type="dxa"/>
+            <w:bottom w:w="15" w:type="dxa"/>
+            <w:right w:w="15" w:type="dxa"/>
+          </w:tblCellMar>
+        </w:tblPrEx>
+        <w:trPr>
+          <w:tblCellSpacing w:w="15" w:type="dxa"/>
+        </w:trPr>
+        <w:tc>
+          <w:tcPr>
+            <w:tcW w:w="0" w:type="auto"/>
+            <w:shd w:val="clear" w:color="auto" w:fill="auto"/>
+            <w:vAlign w:val="center"/>
+          </w:tcPr>
+          <w:p>
+            <w:pPr>
+              <w:keepNext w:val="0"/>
+              <w:keepLines w:val="0"/>
+              <w:widowControl/>
+              <w:suppressLineNumbers w:val="0"/>
+              <w:jc w:val="left"/>
+            </w:pPr>
+            <w:r>
+              <w:rPr>
+                <w:rStyle w:val="8"/>
+                <w:rFonts w:ascii="宋体" w:hAnsi="宋体" w:eastAsia="宋体" w:cs="宋体"/>
+                <w:kern w:val="0"/>
+                <w:sz w:val="24"/>
+                <w:szCs w:val="24"/>
+                <w:lang w:val="en-US" w:eastAsia="zh-CN" w:bidi="ar"/>
+              </w:rPr>
+              <w:t>0644</w:t>
+            </w:r>
+          </w:p>
+        </w:tc>
+        <w:tc>
+          <w:tcPr>
+            <w:tcW w:w="0" w:type="auto"/>
+            <w:shd w:val="clear" w:color="auto" w:fill="auto"/>
+            <w:vAlign w:val="center"/>
+          </w:tcPr>
+          <w:p>
+            <w:pPr>
+              <w:keepNext w:val="0"/>
+              <w:keepLines w:val="0"/>
+              <w:widowControl/>
+              <w:suppressLineNumbers w:val="0"/>
+              <w:jc w:val="left"/>
+            </w:pPr>
+            <w:r>
+              <w:rPr>
+                <w:rFonts w:ascii="宋体" w:hAnsi="宋体" w:eastAsia="宋体" w:cs="宋体"/>
+                <w:kern w:val="0"/>
+                <w:sz w:val="24"/>
+                <w:szCs w:val="24"/>
+                <w:lang w:val="en-US" w:eastAsia="zh-CN" w:bidi="ar"/>
+              </w:rPr>
+              <w:t>当前用户读写，其他用户只读</w:t>
+            </w:r>
+          </w:p>
+        </w:tc>
+      </w:tr>
+      <w:tr>
+        <w:tblPrEx>
+          <w:tblBorders>
+            <w:top w:val="none" w:color="auto" w:sz="0" w:space="0"/>
+            <w:left w:val="none" w:color="auto" w:sz="0" w:space="0"/>
+            <w:bottom w:val="none" w:color="auto" w:sz="0" w:space="0"/>
+            <w:right w:val="none" w:color="auto" w:sz="0" w:space="0"/>
+            <w:insideH w:val="none" w:color="auto" w:sz="0" w:space="0"/>
+            <w:insideV w:val="none" w:color="auto" w:sz="0" w:space="0"/>
+          </w:tblBorders>
+          <w:shd w:val="clear" w:color="auto" w:fill="auto"/>
+          <w:tblCellMar>
+            <w:top w:w="15" w:type="dxa"/>
+            <w:left w:w="15" w:type="dxa"/>
+            <w:bottom w:w="15" w:type="dxa"/>
+            <w:right w:w="15" w:type="dxa"/>
+          </w:tblCellMar>
+        </w:tblPrEx>
+        <w:trPr>
+          <w:tblCellSpacing w:w="15" w:type="dxa"/>
+        </w:trPr>
+        <w:tc>
+          <w:tcPr>
+            <w:tcW w:w="0" w:type="auto"/>
+            <w:shd w:val="clear" w:color="auto" w:fill="auto"/>
+            <w:vAlign w:val="center"/>
+          </w:tcPr>
+          <w:p>
+            <w:pPr>
+              <w:keepNext w:val="0"/>
+              <w:keepLines w:val="0"/>
+              <w:widowControl/>
+              <w:suppressLineNumbers w:val="0"/>
+              <w:jc w:val="left"/>
+            </w:pPr>
+            <w:r>
+              <w:rPr>
+                <w:rStyle w:val="8"/>
+                <w:rFonts w:ascii="宋体" w:hAnsi="宋体" w:eastAsia="宋体" w:cs="宋体"/>
+                <w:kern w:val="0"/>
+                <w:sz w:val="24"/>
+                <w:szCs w:val="24"/>
+                <w:lang w:val="en-US" w:eastAsia="zh-CN" w:bidi="ar"/>
+              </w:rPr>
+              <w:t>0666</w:t>
+            </w:r>
+          </w:p>
+        </w:tc>
+        <w:tc>
+          <w:tcPr>
+            <w:tcW w:w="0" w:type="auto"/>
+            <w:shd w:val="clear" w:color="auto" w:fill="auto"/>
+            <w:vAlign w:val="center"/>
+          </w:tcPr>
+          <w:p>
+            <w:pPr>
+              <w:keepNext w:val="0"/>
+              <w:keepLines w:val="0"/>
+              <w:widowControl/>
+              <w:suppressLineNumbers w:val="0"/>
+              <w:jc w:val="left"/>
+            </w:pPr>
+            <w:r>
+              <w:rPr>
+                <w:rFonts w:ascii="宋体" w:hAnsi="宋体" w:eastAsia="宋体" w:cs="宋体"/>
+                <w:kern w:val="0"/>
+                <w:sz w:val="24"/>
+                <w:szCs w:val="24"/>
+                <w:lang w:val="en-US" w:eastAsia="zh-CN" w:bidi="ar"/>
+              </w:rPr>
+              <w:t>所有用户都可以读写</w:t>
+            </w:r>
+          </w:p>
+        </w:tc>
+      </w:tr>
+    </w:tbl>
+    <w:p>
+      <w:pPr>
         <w:rPr>
           <w:rFonts w:hint="eastAsia" w:ascii="宋体" w:hAnsi="宋体" w:eastAsia="宋体" w:cs="宋体"/>
           <w:sz w:val="24"/>
           <w:szCs w:val="24"/>
           <w:lang w:val="en-US" w:eastAsia="zh-CN"/>
         </w:rPr>
-        <w:t>入参3：权限管理</w:t>
-      </w:r>
+      </w:pPr>
+      <w:r>
+        <w:rPr>
+          <w:rFonts w:hint="eastAsia" w:ascii="宋体" w:hAnsi="宋体" w:eastAsia="宋体" w:cs="宋体"/>
+          <w:sz w:val="24"/>
+          <w:szCs w:val="24"/>
+          <w:lang w:val="en-US" w:eastAsia="zh-CN"/>
+        </w:rPr>
+        <w:t>入参3只有在入参2有</w:t>
+      </w:r>
+      <w:r>
+        <w:rPr>
+          <w:rFonts w:ascii="宋体" w:hAnsi="宋体" w:eastAsia="宋体" w:cs="宋体"/>
+          <w:sz w:val="24"/>
+          <w:szCs w:val="24"/>
+        </w:rPr>
+        <w:t>O_CREAT</w:t>
+      </w:r>
+      <w:r>
+        <w:rPr>
+          <w:rFonts w:hint="eastAsia" w:ascii="宋体" w:hAnsi="宋体" w:eastAsia="宋体" w:cs="宋体"/>
+          <w:sz w:val="24"/>
+          <w:szCs w:val="24"/>
+          <w:lang w:val="en-US" w:eastAsia="zh-CN"/>
+        </w:rPr>
+        <w:t>时才有效。</w:t>
+      </w:r>
+    </w:p>
+    <w:p>
+      <w:pPr>
+        <w:rPr>
+          <w:rFonts w:hint="eastAsia" w:ascii="宋体" w:hAnsi="宋体" w:eastAsia="宋体" w:cs="宋体"/>
+          <w:sz w:val="24"/>
+          <w:szCs w:val="24"/>
+          <w:lang w:val="en-US" w:eastAsia="zh-CN"/>
+        </w:rPr>
+      </w:pPr>
+    </w:p>
+    <w:tbl>
+      <w:tblPr>
+        <w:tblStyle w:val="5"/>
+        <w:tblW w:w="0" w:type="auto"/>
+        <w:tblCellSpacing w:w="15" w:type="dxa"/>
+        <w:tblInd w:w="0" w:type="dxa"/>
+        <w:tblBorders>
+          <w:top w:val="none" w:color="auto" w:sz="0" w:space="0"/>
+          <w:left w:val="none" w:color="auto" w:sz="0" w:space="0"/>
+          <w:bottom w:val="none" w:color="auto" w:sz="0" w:space="0"/>
+          <w:right w:val="none" w:color="auto" w:sz="0" w:space="0"/>
+          <w:insideH w:val="none" w:color="auto" w:sz="0" w:space="0"/>
+          <w:insideV w:val="none" w:color="auto" w:sz="0" w:space="0"/>
+        </w:tblBorders>
+        <w:shd w:val="clear" w:color="auto" w:fill="auto"/>
+        <w:tblLayout w:type="autofit"/>
+        <w:tblCellMar>
+          <w:top w:w="15" w:type="dxa"/>
+          <w:left w:w="15" w:type="dxa"/>
+          <w:bottom w:w="15" w:type="dxa"/>
+          <w:right w:w="15" w:type="dxa"/>
+        </w:tblCellMar>
+      </w:tblPr>
+      <w:tblGrid>
+        <w:gridCol w:w="798"/>
+        <w:gridCol w:w="3435"/>
+      </w:tblGrid>
+      <w:tr>
+        <w:tblPrEx>
+          <w:tblBorders>
+            <w:top w:val="none" w:color="auto" w:sz="0" w:space="0"/>
+            <w:left w:val="none" w:color="auto" w:sz="0" w:space="0"/>
+            <w:bottom w:val="none" w:color="auto" w:sz="0" w:space="0"/>
+            <w:right w:val="none" w:color="auto" w:sz="0" w:space="0"/>
+            <w:insideH w:val="none" w:color="auto" w:sz="0" w:space="0"/>
+            <w:insideV w:val="none" w:color="auto" w:sz="0" w:space="0"/>
+          </w:tblBorders>
+          <w:tblCellMar>
+            <w:top w:w="15" w:type="dxa"/>
+            <w:left w:w="15" w:type="dxa"/>
+            <w:bottom w:w="15" w:type="dxa"/>
+            <w:right w:w="15" w:type="dxa"/>
+          </w:tblCellMar>
+        </w:tblPrEx>
+        <w:trPr>
+          <w:tblHeader/>
+          <w:tblCellSpacing w:w="15" w:type="dxa"/>
+        </w:trPr>
+        <w:tc>
+          <w:tcPr>
+            <w:tcW w:w="0" w:type="auto"/>
+            <w:shd w:val="clear" w:color="auto" w:fill="auto"/>
+            <w:vAlign w:val="center"/>
+          </w:tcPr>
+          <w:p>
+            <w:pPr>
+              <w:keepNext w:val="0"/>
+              <w:keepLines w:val="0"/>
+              <w:widowControl/>
+              <w:suppressLineNumbers w:val="0"/>
+              <w:jc w:val="center"/>
+              <w:rPr>
+                <w:b/>
+                <w:bCs/>
+              </w:rPr>
+            </w:pPr>
+            <w:r>
+              <w:rPr>
+                <w:rFonts w:ascii="宋体" w:hAnsi="宋体" w:eastAsia="宋体" w:cs="宋体"/>
+                <w:b/>
+                <w:bCs/>
+                <w:kern w:val="0"/>
+                <w:sz w:val="24"/>
+                <w:szCs w:val="24"/>
+                <w:lang w:val="en-US" w:eastAsia="zh-CN" w:bidi="ar"/>
+              </w:rPr>
+              <w:t>返回值</w:t>
+            </w:r>
+          </w:p>
+        </w:tc>
+        <w:tc>
+          <w:tcPr>
+            <w:tcW w:w="0" w:type="auto"/>
+            <w:shd w:val="clear" w:color="auto" w:fill="auto"/>
+            <w:vAlign w:val="center"/>
+          </w:tcPr>
+          <w:p>
+            <w:pPr>
+              <w:keepNext w:val="0"/>
+              <w:keepLines w:val="0"/>
+              <w:widowControl/>
+              <w:suppressLineNumbers w:val="0"/>
+              <w:jc w:val="center"/>
+              <w:rPr>
+                <w:b/>
+                <w:bCs/>
+              </w:rPr>
+            </w:pPr>
+            <w:r>
+              <w:rPr>
+                <w:rFonts w:ascii="宋体" w:hAnsi="宋体" w:eastAsia="宋体" w:cs="宋体"/>
+                <w:b/>
+                <w:bCs/>
+                <w:kern w:val="0"/>
+                <w:sz w:val="24"/>
+                <w:szCs w:val="24"/>
+                <w:lang w:val="en-US" w:eastAsia="zh-CN" w:bidi="ar"/>
+              </w:rPr>
+              <w:t>含义</w:t>
+            </w:r>
+          </w:p>
+        </w:tc>
+      </w:tr>
+      <w:tr>
+        <w:tblPrEx>
+          <w:tblBorders>
+            <w:top w:val="none" w:color="auto" w:sz="0" w:space="0"/>
+            <w:left w:val="none" w:color="auto" w:sz="0" w:space="0"/>
+            <w:bottom w:val="none" w:color="auto" w:sz="0" w:space="0"/>
+            <w:right w:val="none" w:color="auto" w:sz="0" w:space="0"/>
+            <w:insideH w:val="none" w:color="auto" w:sz="0" w:space="0"/>
+            <w:insideV w:val="none" w:color="auto" w:sz="0" w:space="0"/>
+          </w:tblBorders>
+          <w:shd w:val="clear" w:color="auto" w:fill="auto"/>
+          <w:tblCellMar>
+            <w:top w:w="15" w:type="dxa"/>
+            <w:left w:w="15" w:type="dxa"/>
+            <w:bottom w:w="15" w:type="dxa"/>
+            <w:right w:w="15" w:type="dxa"/>
+          </w:tblCellMar>
+        </w:tblPrEx>
+        <w:trPr>
+          <w:tblCellSpacing w:w="15" w:type="dxa"/>
+        </w:trPr>
+        <w:tc>
+          <w:tcPr>
+            <w:tcW w:w="0" w:type="auto"/>
+            <w:shd w:val="clear" w:color="auto" w:fill="auto"/>
+            <w:vAlign w:val="center"/>
+          </w:tcPr>
+          <w:p>
+            <w:pPr>
+              <w:keepNext w:val="0"/>
+              <w:keepLines w:val="0"/>
+              <w:widowControl/>
+              <w:suppressLineNumbers w:val="0"/>
+              <w:jc w:val="left"/>
+            </w:pPr>
+            <w:r>
+              <w:rPr>
+                <w:rStyle w:val="8"/>
+                <w:rFonts w:ascii="宋体" w:hAnsi="宋体" w:eastAsia="宋体" w:cs="宋体"/>
+                <w:kern w:val="0"/>
+                <w:sz w:val="24"/>
+                <w:szCs w:val="24"/>
+                <w:lang w:val="en-US" w:eastAsia="zh-CN" w:bidi="ar"/>
+              </w:rPr>
+              <w:t>&gt;= 0</w:t>
+            </w:r>
+          </w:p>
+        </w:tc>
+        <w:tc>
+          <w:tcPr>
+            <w:tcW w:w="0" w:type="auto"/>
+            <w:shd w:val="clear" w:color="auto" w:fill="auto"/>
+            <w:vAlign w:val="center"/>
+          </w:tcPr>
+          <w:p>
+            <w:pPr>
+              <w:keepNext w:val="0"/>
+              <w:keepLines w:val="0"/>
+              <w:widowControl/>
+              <w:suppressLineNumbers w:val="0"/>
+              <w:jc w:val="left"/>
+            </w:pPr>
+            <w:r>
+              <w:rPr>
+                <w:rFonts w:ascii="宋体" w:hAnsi="宋体" w:eastAsia="宋体" w:cs="宋体"/>
+                <w:kern w:val="0"/>
+                <w:sz w:val="24"/>
+                <w:szCs w:val="24"/>
+                <w:lang w:val="en-US" w:eastAsia="zh-CN" w:bidi="ar"/>
+              </w:rPr>
+              <w:t>成功，返回共享内存文件描述符</w:t>
+            </w:r>
+          </w:p>
+        </w:tc>
+      </w:tr>
+      <w:tr>
+        <w:tblPrEx>
+          <w:tblBorders>
+            <w:top w:val="none" w:color="auto" w:sz="0" w:space="0"/>
+            <w:left w:val="none" w:color="auto" w:sz="0" w:space="0"/>
+            <w:bottom w:val="none" w:color="auto" w:sz="0" w:space="0"/>
+            <w:right w:val="none" w:color="auto" w:sz="0" w:space="0"/>
+            <w:insideH w:val="none" w:color="auto" w:sz="0" w:space="0"/>
+            <w:insideV w:val="none" w:color="auto" w:sz="0" w:space="0"/>
+          </w:tblBorders>
+          <w:shd w:val="clear" w:color="auto" w:fill="auto"/>
+          <w:tblCellMar>
+            <w:top w:w="15" w:type="dxa"/>
+            <w:left w:w="15" w:type="dxa"/>
+            <w:bottom w:w="15" w:type="dxa"/>
+            <w:right w:w="15" w:type="dxa"/>
+          </w:tblCellMar>
+        </w:tblPrEx>
+        <w:trPr>
+          <w:tblCellSpacing w:w="15" w:type="dxa"/>
+        </w:trPr>
+        <w:tc>
+          <w:tcPr>
+            <w:tcW w:w="0" w:type="auto"/>
+            <w:shd w:val="clear" w:color="auto" w:fill="auto"/>
+            <w:vAlign w:val="center"/>
+          </w:tcPr>
+          <w:p>
+            <w:pPr>
+              <w:keepNext w:val="0"/>
+              <w:keepLines w:val="0"/>
+              <w:widowControl/>
+              <w:suppressLineNumbers w:val="0"/>
+              <w:jc w:val="left"/>
+            </w:pPr>
+            <w:r>
+              <w:rPr>
+                <w:rStyle w:val="8"/>
+                <w:rFonts w:ascii="宋体" w:hAnsi="宋体" w:eastAsia="宋体" w:cs="宋体"/>
+                <w:kern w:val="0"/>
+                <w:sz w:val="24"/>
+                <w:szCs w:val="24"/>
+                <w:lang w:val="en-US" w:eastAsia="zh-CN" w:bidi="ar"/>
+              </w:rPr>
+              <w:t>-1</w:t>
+            </w:r>
+          </w:p>
+        </w:tc>
+        <w:tc>
+          <w:tcPr>
+            <w:tcW w:w="0" w:type="auto"/>
+            <w:shd w:val="clear" w:color="auto" w:fill="auto"/>
+            <w:vAlign w:val="center"/>
+          </w:tcPr>
+          <w:p>
+            <w:pPr>
+              <w:keepNext w:val="0"/>
+              <w:keepLines w:val="0"/>
+              <w:widowControl/>
+              <w:suppressLineNumbers w:val="0"/>
+              <w:jc w:val="left"/>
+            </w:pPr>
+            <w:r>
+              <w:rPr>
+                <w:rFonts w:ascii="宋体" w:hAnsi="宋体" w:eastAsia="宋体" w:cs="宋体"/>
+                <w:kern w:val="0"/>
+                <w:sz w:val="24"/>
+                <w:szCs w:val="24"/>
+                <w:lang w:val="en-US" w:eastAsia="zh-CN" w:bidi="ar"/>
+              </w:rPr>
+              <w:t xml:space="preserve">失败，并设置 </w:t>
+            </w:r>
+            <w:r>
+              <w:rPr>
+                <w:rStyle w:val="8"/>
+                <w:rFonts w:ascii="宋体" w:hAnsi="宋体" w:eastAsia="宋体" w:cs="宋体"/>
+                <w:kern w:val="0"/>
+                <w:sz w:val="24"/>
+                <w:szCs w:val="24"/>
+                <w:lang w:val="en-US" w:eastAsia="zh-CN" w:bidi="ar"/>
+              </w:rPr>
+              <w:t>errno</w:t>
+            </w:r>
+          </w:p>
+        </w:tc>
+      </w:tr>
+    </w:tbl>
+    <w:p>
+      <w:pPr>
+        <w:rPr>
+          <w:rFonts w:hint="default" w:ascii="宋体" w:hAnsi="宋体" w:eastAsia="宋体" w:cs="宋体"/>
+          <w:sz w:val="24"/>
+          <w:szCs w:val="24"/>
+          <w:lang w:val="en-US" w:eastAsia="zh-CN"/>
+        </w:rPr>
+      </w:pPr>
+    </w:p>
+    <w:p>
+      <w:pPr>
+        <w:pStyle w:val="2"/>
+        <w:numPr>
+          <w:ilvl w:val="0"/>
+          <w:numId w:val="1"/>
+        </w:numPr>
+        <w:bidi w:val="0"/>
+        <w:rPr>
+          <w:rFonts w:hint="default"/>
+          <w:lang w:val="en-US" w:eastAsia="zh-CN"/>
+        </w:rPr>
+      </w:pPr>
+      <w:r>
+        <w:rPr>
+          <w:rFonts w:hint="default"/>
+          <w:lang w:val="en-US" w:eastAsia="zh-CN"/>
+        </w:rPr>
+        <w:t>设置共享内存大小：ftruncate()</w:t>
+      </w:r>
+    </w:p>
+    <w:p>
+      <w:pPr>
+        <w:rPr>
+          <w:rFonts w:hint="eastAsia"/>
+          <w:lang w:val="en-US" w:eastAsia="zh-CN"/>
+        </w:rPr>
+      </w:pPr>
+      <w:r>
+        <w:rPr>
+          <w:rFonts w:hint="default"/>
+          <w:lang w:val="en-US" w:eastAsia="zh-CN"/>
+        </w:rPr>
+        <w:t>shm_open()</w:t>
+      </w:r>
+      <w:r>
+        <w:rPr>
+          <w:rFonts w:hint="eastAsia"/>
+          <w:lang w:val="en-US" w:eastAsia="zh-CN"/>
+        </w:rPr>
+        <w:t>创建共享内存初始大小为0</w:t>
+      </w:r>
+    </w:p>
+    <w:p>
+      <w:pPr>
+        <w:pStyle w:val="2"/>
+        <w:bidi w:val="0"/>
+        <w:rPr>
+          <w:rFonts w:hint="default"/>
+          <w:lang w:val="en-US" w:eastAsia="zh-CN"/>
+        </w:rPr>
+      </w:pPr>
+      <w:r>
+        <w:rPr>
+          <w:rFonts w:hint="default"/>
+          <w:lang w:val="en-US" w:eastAsia="zh-CN"/>
+        </w:rPr>
+        <w:t>#include &lt;unistd.h&gt;</w:t>
+      </w:r>
+    </w:p>
+    <w:p>
+      <w:pPr>
+        <w:pStyle w:val="2"/>
+        <w:bidi w:val="0"/>
+        <w:rPr>
+          <w:rFonts w:hint="default"/>
+          <w:lang w:val="en-US" w:eastAsia="zh-CN"/>
+        </w:rPr>
+      </w:pPr>
+      <w:r>
+        <w:rPr>
+          <w:rFonts w:hint="default"/>
+          <w:lang w:val="en-US" w:eastAsia="zh-CN"/>
+        </w:rPr>
+        <w:t>int ftruncate(int fd, off_t length);</w:t>
+      </w:r>
+    </w:p>
+    <w:p>
+      <w:pPr>
+        <w:rPr>
+          <w:rFonts w:hint="default"/>
+          <w:lang w:val="en-US" w:eastAsia="zh-CN"/>
+        </w:rPr>
+      </w:pPr>
+    </w:p>
+    <w:p>
+      <w:pPr>
+        <w:rPr>
+          <w:rFonts w:hint="eastAsia"/>
+          <w:lang w:val="en-US" w:eastAsia="zh-CN"/>
+        </w:rPr>
+      </w:pPr>
+      <w:r>
+        <w:rPr>
+          <w:rFonts w:hint="eastAsia"/>
+          <w:lang w:val="en-US" w:eastAsia="zh-CN"/>
+        </w:rPr>
+        <w:t xml:space="preserve">入参1：  </w:t>
+      </w:r>
+      <w:r>
+        <w:rPr>
+          <w:rFonts w:hint="default"/>
+          <w:lang w:val="en-US" w:eastAsia="zh-CN"/>
+        </w:rPr>
+        <w:t>int fd</w:t>
+      </w:r>
+      <w:r>
+        <w:rPr>
+          <w:rFonts w:hint="eastAsia"/>
+          <w:lang w:val="en-US" w:eastAsia="zh-CN"/>
+        </w:rPr>
+        <w:t xml:space="preserve">  文件描述符</w:t>
+      </w:r>
+    </w:p>
+    <w:p>
+      <w:pPr>
+        <w:rPr>
+          <w:rFonts w:hint="eastAsia"/>
+          <w:lang w:val="en-US" w:eastAsia="zh-CN"/>
+        </w:rPr>
+      </w:pPr>
+      <w:r>
+        <w:rPr>
+          <w:rFonts w:hint="eastAsia"/>
+          <w:lang w:val="en-US" w:eastAsia="zh-CN"/>
+        </w:rPr>
+        <w:t xml:space="preserve">入参2：  </w:t>
+      </w:r>
+      <w:r>
+        <w:rPr>
+          <w:rFonts w:hint="default"/>
+          <w:lang w:val="en-US" w:eastAsia="zh-CN"/>
+        </w:rPr>
+        <w:t>off_t length</w:t>
+      </w:r>
+      <w:r>
+        <w:rPr>
+          <w:rFonts w:hint="eastAsia"/>
+          <w:lang w:val="en-US" w:eastAsia="zh-CN"/>
+        </w:rPr>
+        <w:t xml:space="preserve"> 目标大小</w:t>
+      </w:r>
+    </w:p>
+    <w:p>
+      <w:pPr>
+        <w:rPr>
+          <w:rFonts w:hint="eastAsia"/>
+          <w:lang w:val="en-US" w:eastAsia="zh-CN"/>
+        </w:rPr>
+      </w:pPr>
+    </w:p>
+    <w:p>
+      <w:pPr>
+        <w:rPr>
+          <w:rFonts w:hint="default"/>
+          <w:lang w:val="en-US" w:eastAsia="zh-CN"/>
+        </w:rPr>
+      </w:pPr>
+      <w:r>
+        <w:rPr>
+          <w:rFonts w:hint="eastAsia"/>
+          <w:lang w:val="en-US" w:eastAsia="zh-CN"/>
+        </w:rPr>
+        <w:t>例如：</w:t>
+      </w:r>
+      <w:r>
+        <w:rPr>
+          <w:rFonts w:hint="default"/>
+          <w:lang w:val="en-US" w:eastAsia="zh-CN"/>
+        </w:rPr>
+        <w:t>ftruncate(fd,</w:t>
+      </w:r>
+      <w:r>
+        <w:rPr>
+          <w:rFonts w:hint="eastAsia"/>
+          <w:lang w:val="en-US" w:eastAsia="zh-CN"/>
+        </w:rPr>
+        <w:t>1024</w:t>
+      </w:r>
+      <w:r>
+        <w:rPr>
+          <w:rFonts w:hint="default"/>
+          <w:lang w:val="en-US" w:eastAsia="zh-CN"/>
+        </w:rPr>
+        <w:t>);</w:t>
+      </w:r>
+    </w:p>
+    <w:p>
+      <w:pPr>
+        <w:rPr>
+          <w:rFonts w:hint="eastAsia"/>
+          <w:lang w:val="en-US" w:eastAsia="zh-CN"/>
+        </w:rPr>
+      </w:pPr>
+      <w:r>
+        <w:rPr>
+          <w:rFonts w:hint="eastAsia"/>
+          <w:lang w:val="en-US" w:eastAsia="zh-CN"/>
+        </w:rPr>
+        <w:t>返回值：</w:t>
+      </w:r>
+    </w:p>
+    <w:tbl>
+      <w:tblPr>
+        <w:tblStyle w:val="5"/>
+        <w:tblW w:w="0" w:type="auto"/>
+        <w:tblCellSpacing w:w="15" w:type="dxa"/>
+        <w:tblInd w:w="0" w:type="dxa"/>
+        <w:tblBorders>
+          <w:top w:val="none" w:color="auto" w:sz="0" w:space="0"/>
+          <w:left w:val="none" w:color="auto" w:sz="0" w:space="0"/>
+          <w:bottom w:val="none" w:color="auto" w:sz="0" w:space="0"/>
+          <w:right w:val="none" w:color="auto" w:sz="0" w:space="0"/>
+          <w:insideH w:val="none" w:color="auto" w:sz="0" w:space="0"/>
+          <w:insideV w:val="none" w:color="auto" w:sz="0" w:space="0"/>
+        </w:tblBorders>
+        <w:shd w:val="clear" w:color="auto" w:fill="auto"/>
+        <w:tblLayout w:type="autofit"/>
+        <w:tblCellMar>
+          <w:top w:w="15" w:type="dxa"/>
+          <w:left w:w="15" w:type="dxa"/>
+          <w:bottom w:w="15" w:type="dxa"/>
+          <w:right w:w="15" w:type="dxa"/>
+        </w:tblCellMar>
+      </w:tblPr>
+      <w:tblGrid>
+        <w:gridCol w:w="798"/>
+        <w:gridCol w:w="2715"/>
+      </w:tblGrid>
+      <w:tr>
+        <w:tblPrEx>
+          <w:tblBorders>
+            <w:top w:val="none" w:color="auto" w:sz="0" w:space="0"/>
+            <w:left w:val="none" w:color="auto" w:sz="0" w:space="0"/>
+            <w:bottom w:val="none" w:color="auto" w:sz="0" w:space="0"/>
+            <w:right w:val="none" w:color="auto" w:sz="0" w:space="0"/>
+            <w:insideH w:val="none" w:color="auto" w:sz="0" w:space="0"/>
+            <w:insideV w:val="none" w:color="auto" w:sz="0" w:space="0"/>
+          </w:tblBorders>
+          <w:tblCellMar>
+            <w:top w:w="15" w:type="dxa"/>
+            <w:left w:w="15" w:type="dxa"/>
+            <w:bottom w:w="15" w:type="dxa"/>
+            <w:right w:w="15" w:type="dxa"/>
+          </w:tblCellMar>
+        </w:tblPrEx>
+        <w:trPr>
+          <w:tblHeader/>
+          <w:tblCellSpacing w:w="15" w:type="dxa"/>
+        </w:trPr>
+        <w:tc>
+          <w:tcPr>
+            <w:tcW w:w="0" w:type="auto"/>
+            <w:shd w:val="clear" w:color="auto" w:fill="auto"/>
+            <w:vAlign w:val="center"/>
+          </w:tcPr>
+          <w:p>
+            <w:pPr>
+              <w:keepNext w:val="0"/>
+              <w:keepLines w:val="0"/>
+              <w:widowControl/>
+              <w:suppressLineNumbers w:val="0"/>
+              <w:jc w:val="center"/>
+              <w:rPr>
+                <w:b/>
+                <w:bCs/>
+              </w:rPr>
+            </w:pPr>
+            <w:r>
+              <w:rPr>
+                <w:rFonts w:ascii="宋体" w:hAnsi="宋体" w:eastAsia="宋体" w:cs="宋体"/>
+                <w:b/>
+                <w:bCs/>
+                <w:kern w:val="0"/>
+                <w:sz w:val="24"/>
+                <w:szCs w:val="24"/>
+                <w:lang w:val="en-US" w:eastAsia="zh-CN" w:bidi="ar"/>
+              </w:rPr>
+              <w:t>返回值</w:t>
+            </w:r>
+          </w:p>
+        </w:tc>
+        <w:tc>
+          <w:tcPr>
+            <w:tcW w:w="0" w:type="auto"/>
+            <w:shd w:val="clear" w:color="auto" w:fill="auto"/>
+            <w:vAlign w:val="center"/>
+          </w:tcPr>
+          <w:p>
+            <w:pPr>
+              <w:keepNext w:val="0"/>
+              <w:keepLines w:val="0"/>
+              <w:widowControl/>
+              <w:suppressLineNumbers w:val="0"/>
+              <w:jc w:val="center"/>
+              <w:rPr>
+                <w:b/>
+                <w:bCs/>
+              </w:rPr>
+            </w:pPr>
+            <w:r>
+              <w:rPr>
+                <w:rFonts w:ascii="宋体" w:hAnsi="宋体" w:eastAsia="宋体" w:cs="宋体"/>
+                <w:b/>
+                <w:bCs/>
+                <w:kern w:val="0"/>
+                <w:sz w:val="24"/>
+                <w:szCs w:val="24"/>
+                <w:lang w:val="en-US" w:eastAsia="zh-CN" w:bidi="ar"/>
+              </w:rPr>
+              <w:t>含义</w:t>
+            </w:r>
+          </w:p>
+        </w:tc>
+      </w:tr>
+      <w:tr>
+        <w:tblPrEx>
+          <w:tblBorders>
+            <w:top w:val="none" w:color="auto" w:sz="0" w:space="0"/>
+            <w:left w:val="none" w:color="auto" w:sz="0" w:space="0"/>
+            <w:bottom w:val="none" w:color="auto" w:sz="0" w:space="0"/>
+            <w:right w:val="none" w:color="auto" w:sz="0" w:space="0"/>
+            <w:insideH w:val="none" w:color="auto" w:sz="0" w:space="0"/>
+            <w:insideV w:val="none" w:color="auto" w:sz="0" w:space="0"/>
+          </w:tblBorders>
+          <w:shd w:val="clear" w:color="auto" w:fill="auto"/>
+          <w:tblCellMar>
+            <w:top w:w="15" w:type="dxa"/>
+            <w:left w:w="15" w:type="dxa"/>
+            <w:bottom w:w="15" w:type="dxa"/>
+            <w:right w:w="15" w:type="dxa"/>
+          </w:tblCellMar>
+        </w:tblPrEx>
+        <w:trPr>
+          <w:tblCellSpacing w:w="15" w:type="dxa"/>
+        </w:trPr>
+        <w:tc>
+          <w:tcPr>
+            <w:tcW w:w="0" w:type="auto"/>
+            <w:shd w:val="clear" w:color="auto" w:fill="auto"/>
+            <w:vAlign w:val="center"/>
+          </w:tcPr>
+          <w:p>
+            <w:pPr>
+              <w:keepNext w:val="0"/>
+              <w:keepLines w:val="0"/>
+              <w:widowControl/>
+              <w:suppressLineNumbers w:val="0"/>
+              <w:jc w:val="left"/>
+            </w:pPr>
+            <w:r>
+              <w:rPr>
+                <w:rStyle w:val="8"/>
+                <w:rFonts w:ascii="宋体" w:hAnsi="宋体" w:eastAsia="宋体" w:cs="宋体"/>
+                <w:kern w:val="0"/>
+                <w:sz w:val="24"/>
+                <w:szCs w:val="24"/>
+                <w:lang w:val="en-US" w:eastAsia="zh-CN" w:bidi="ar"/>
+              </w:rPr>
+              <w:t>0</w:t>
+            </w:r>
+          </w:p>
+        </w:tc>
+        <w:tc>
+          <w:tcPr>
+            <w:tcW w:w="0" w:type="auto"/>
+            <w:shd w:val="clear" w:color="auto" w:fill="auto"/>
+            <w:vAlign w:val="center"/>
+          </w:tcPr>
+          <w:p>
+            <w:pPr>
+              <w:keepNext w:val="0"/>
+              <w:keepLines w:val="0"/>
+              <w:widowControl/>
+              <w:suppressLineNumbers w:val="0"/>
+              <w:jc w:val="left"/>
+            </w:pPr>
+            <w:r>
+              <w:rPr>
+                <w:rFonts w:ascii="宋体" w:hAnsi="宋体" w:eastAsia="宋体" w:cs="宋体"/>
+                <w:kern w:val="0"/>
+                <w:sz w:val="24"/>
+                <w:szCs w:val="24"/>
+                <w:lang w:val="en-US" w:eastAsia="zh-CN" w:bidi="ar"/>
+              </w:rPr>
+              <w:t>设置成功</w:t>
+            </w:r>
+          </w:p>
+        </w:tc>
+      </w:tr>
+      <w:tr>
+        <w:tblPrEx>
+          <w:tblBorders>
+            <w:top w:val="none" w:color="auto" w:sz="0" w:space="0"/>
+            <w:left w:val="none" w:color="auto" w:sz="0" w:space="0"/>
+            <w:bottom w:val="none" w:color="auto" w:sz="0" w:space="0"/>
+            <w:right w:val="none" w:color="auto" w:sz="0" w:space="0"/>
+            <w:insideH w:val="none" w:color="auto" w:sz="0" w:space="0"/>
+            <w:insideV w:val="none" w:color="auto" w:sz="0" w:space="0"/>
+          </w:tblBorders>
+          <w:tblCellMar>
+            <w:top w:w="15" w:type="dxa"/>
+            <w:left w:w="15" w:type="dxa"/>
+            <w:bottom w:w="15" w:type="dxa"/>
+            <w:right w:w="15" w:type="dxa"/>
+          </w:tblCellMar>
+        </w:tblPrEx>
+        <w:trPr>
+          <w:tblCellSpacing w:w="15" w:type="dxa"/>
+        </w:trPr>
+        <w:tc>
+          <w:tcPr>
+            <w:tcW w:w="0" w:type="auto"/>
+            <w:shd w:val="clear" w:color="auto" w:fill="auto"/>
+            <w:vAlign w:val="center"/>
+          </w:tcPr>
+          <w:p>
+            <w:pPr>
+              <w:keepNext w:val="0"/>
+              <w:keepLines w:val="0"/>
+              <w:widowControl/>
+              <w:suppressLineNumbers w:val="0"/>
+              <w:jc w:val="left"/>
+            </w:pPr>
+            <w:r>
+              <w:rPr>
+                <w:rStyle w:val="8"/>
+                <w:rFonts w:ascii="宋体" w:hAnsi="宋体" w:eastAsia="宋体" w:cs="宋体"/>
+                <w:kern w:val="0"/>
+                <w:sz w:val="24"/>
+                <w:szCs w:val="24"/>
+                <w:lang w:val="en-US" w:eastAsia="zh-CN" w:bidi="ar"/>
+              </w:rPr>
+              <w:t>-1</w:t>
+            </w:r>
+          </w:p>
+        </w:tc>
+        <w:tc>
+          <w:tcPr>
+            <w:tcW w:w="0" w:type="auto"/>
+            <w:shd w:val="clear" w:color="auto" w:fill="auto"/>
+            <w:vAlign w:val="center"/>
+          </w:tcPr>
+          <w:p>
+            <w:pPr>
+              <w:keepNext w:val="0"/>
+              <w:keepLines w:val="0"/>
+              <w:widowControl/>
+              <w:suppressLineNumbers w:val="0"/>
+              <w:jc w:val="left"/>
+            </w:pPr>
+            <w:r>
+              <w:rPr>
+                <w:rFonts w:ascii="宋体" w:hAnsi="宋体" w:eastAsia="宋体" w:cs="宋体"/>
+                <w:kern w:val="0"/>
+                <w:sz w:val="24"/>
+                <w:szCs w:val="24"/>
+                <w:lang w:val="en-US" w:eastAsia="zh-CN" w:bidi="ar"/>
+              </w:rPr>
+              <w:t xml:space="preserve">设置失败，并设置 </w:t>
+            </w:r>
+            <w:r>
+              <w:rPr>
+                <w:rStyle w:val="8"/>
+                <w:rFonts w:ascii="宋体" w:hAnsi="宋体" w:eastAsia="宋体" w:cs="宋体"/>
+                <w:kern w:val="0"/>
+                <w:sz w:val="24"/>
+                <w:szCs w:val="24"/>
+                <w:lang w:val="en-US" w:eastAsia="zh-CN" w:bidi="ar"/>
+              </w:rPr>
+              <w:t>errno</w:t>
+            </w:r>
+          </w:p>
+        </w:tc>
+      </w:tr>
+    </w:tbl>
+    <w:p>
+      <w:pPr>
+        <w:rPr>
+          <w:rFonts w:hint="default"/>
+          <w:lang w:val="en-US" w:eastAsia="zh-CN"/>
+        </w:rPr>
+      </w:pPr>
+    </w:p>
+    <w:p>
+      <w:pPr>
+        <w:pStyle w:val="2"/>
+        <w:numPr>
+          <w:ilvl w:val="0"/>
+          <w:numId w:val="1"/>
+        </w:numPr>
+        <w:bidi w:val="0"/>
+        <w:ind w:left="0" w:leftChars="0" w:firstLine="0" w:firstLineChars="0"/>
+        <w:rPr>
+          <w:rFonts w:hint="default"/>
+          <w:lang w:val="en-US" w:eastAsia="zh-CN"/>
+        </w:rPr>
+      </w:pPr>
+      <w:r>
+        <w:rPr>
+          <w:rFonts w:hint="default"/>
+          <w:lang w:val="en-US" w:eastAsia="zh-CN"/>
+        </w:rPr>
+        <w:t>映射到进程地址空间：mmap()</w:t>
+      </w:r>
+    </w:p>
+    <w:p>
+      <w:pPr>
+        <w:numPr>
+          <w:ilvl w:val="0"/>
+          <w:numId w:val="0"/>
+        </w:numPr>
+        <w:ind w:leftChars="0"/>
+        <w:rPr>
+          <w:rFonts w:hint="default"/>
+          <w:lang w:val="en-US" w:eastAsia="zh-CN"/>
+        </w:rPr>
+      </w:pPr>
+      <w:r>
+        <w:rPr>
+          <w:rFonts w:hint="default"/>
+          <w:lang w:val="en-US" w:eastAsia="zh-CN"/>
+        </w:rPr>
+        <w:t>#include &lt;sys/mman.h&gt;</w:t>
+      </w:r>
+    </w:p>
+    <w:p>
+      <w:pPr>
+        <w:pStyle w:val="2"/>
+        <w:bidi w:val="0"/>
+        <w:rPr>
+          <w:rFonts w:hint="default"/>
+          <w:lang w:val="en-US" w:eastAsia="zh-CN"/>
+        </w:rPr>
+      </w:pPr>
+      <w:r>
+        <w:rPr>
+          <w:rFonts w:hint="default"/>
+          <w:lang w:val="en-US" w:eastAsia="zh-CN"/>
+        </w:rPr>
+        <w:t>void *mmap(</w:t>
+      </w:r>
+    </w:p>
+    <w:p>
+      <w:pPr>
+        <w:pStyle w:val="2"/>
+        <w:bidi w:val="0"/>
+        <w:rPr>
+          <w:rFonts w:hint="default"/>
+          <w:lang w:val="en-US" w:eastAsia="zh-CN"/>
+        </w:rPr>
+      </w:pPr>
+      <w:r>
+        <w:rPr>
+          <w:rFonts w:hint="default"/>
+          <w:lang w:val="en-US" w:eastAsia="zh-CN"/>
+        </w:rPr>
+        <w:t xml:space="preserve">    void *addr,</w:t>
+      </w:r>
+    </w:p>
+    <w:p>
+      <w:pPr>
+        <w:pStyle w:val="2"/>
+        <w:bidi w:val="0"/>
+        <w:rPr>
+          <w:rFonts w:hint="default"/>
+          <w:lang w:val="en-US" w:eastAsia="zh-CN"/>
+        </w:rPr>
+      </w:pPr>
+      <w:r>
+        <w:rPr>
+          <w:rFonts w:hint="default"/>
+          <w:lang w:val="en-US" w:eastAsia="zh-CN"/>
+        </w:rPr>
+        <w:t xml:space="preserve">    size_t length,</w:t>
+      </w:r>
+    </w:p>
+    <w:p>
+      <w:pPr>
+        <w:pStyle w:val="2"/>
+        <w:bidi w:val="0"/>
+        <w:rPr>
+          <w:rFonts w:hint="default"/>
+          <w:lang w:val="en-US" w:eastAsia="zh-CN"/>
+        </w:rPr>
+      </w:pPr>
+      <w:r>
+        <w:rPr>
+          <w:rFonts w:hint="default"/>
+          <w:lang w:val="en-US" w:eastAsia="zh-CN"/>
+        </w:rPr>
+        <w:t xml:space="preserve">    int prot,</w:t>
+      </w:r>
+    </w:p>
+    <w:p>
+      <w:pPr>
+        <w:pStyle w:val="2"/>
+        <w:bidi w:val="0"/>
+        <w:rPr>
+          <w:rFonts w:hint="default"/>
+          <w:lang w:val="en-US" w:eastAsia="zh-CN"/>
+        </w:rPr>
+      </w:pPr>
+      <w:r>
+        <w:rPr>
+          <w:rFonts w:hint="default"/>
+          <w:lang w:val="en-US" w:eastAsia="zh-CN"/>
+        </w:rPr>
+        <w:t xml:space="preserve">    int flags,</w:t>
+      </w:r>
+    </w:p>
+    <w:p>
+      <w:pPr>
+        <w:pStyle w:val="2"/>
+        <w:bidi w:val="0"/>
+        <w:rPr>
+          <w:rFonts w:hint="default"/>
+          <w:lang w:val="en-US" w:eastAsia="zh-CN"/>
+        </w:rPr>
+      </w:pPr>
+      <w:r>
+        <w:rPr>
+          <w:rFonts w:hint="default"/>
+          <w:lang w:val="en-US" w:eastAsia="zh-CN"/>
+        </w:rPr>
+        <w:t xml:space="preserve">    int fd,</w:t>
+      </w:r>
+    </w:p>
+    <w:p>
+      <w:pPr>
+        <w:pStyle w:val="2"/>
+        <w:bidi w:val="0"/>
+        <w:rPr>
+          <w:rFonts w:hint="default"/>
+          <w:lang w:val="en-US" w:eastAsia="zh-CN"/>
+        </w:rPr>
+      </w:pPr>
+      <w:r>
+        <w:rPr>
+          <w:rFonts w:hint="default"/>
+          <w:lang w:val="en-US" w:eastAsia="zh-CN"/>
+        </w:rPr>
+        <w:t xml:space="preserve">    off_t offset</w:t>
+      </w:r>
+    </w:p>
+    <w:p>
+      <w:pPr>
+        <w:pStyle w:val="2"/>
+        <w:bidi w:val="0"/>
+        <w:rPr>
+          <w:rFonts w:hint="default"/>
+          <w:lang w:val="en-US" w:eastAsia="zh-CN"/>
+        </w:rPr>
+      </w:pPr>
+      <w:r>
+        <w:rPr>
+          <w:rFonts w:hint="default"/>
+          <w:lang w:val="en-US" w:eastAsia="zh-CN"/>
+        </w:rPr>
+        <w:t>);</w:t>
+      </w:r>
+    </w:p>
+    <w:p>
+      <w:pPr>
+        <w:rPr>
+          <w:rFonts w:hint="default"/>
+          <w:lang w:val="en-US" w:eastAsia="zh-CN"/>
+        </w:rPr>
+      </w:pPr>
+    </w:p>
+    <w:p>
+      <w:pPr>
+        <w:rPr>
+          <w:rFonts w:hint="default"/>
+          <w:lang w:val="en-US" w:eastAsia="zh-CN"/>
+        </w:rPr>
+      </w:pPr>
+    </w:p>
+    <w:p>
+      <w:pPr>
+        <w:rPr>
+          <w:rFonts w:hint="default"/>
+          <w:lang w:val="en-US" w:eastAsia="zh-CN"/>
+        </w:rPr>
+      </w:pPr>
+    </w:p>
+    <w:p>
+      <w:pPr>
+        <w:rPr>
+          <w:rFonts w:hint="default"/>
+          <w:lang w:val="en-US" w:eastAsia="zh-CN"/>
+        </w:rPr>
+      </w:pPr>
+    </w:p>
+    <w:p>
+      <w:pPr>
+        <w:rPr>
+          <w:rFonts w:hint="eastAsia" w:ascii="黑体" w:hAnsi="黑体" w:eastAsia="黑体" w:cs="黑体"/>
+          <w:sz w:val="24"/>
+          <w:szCs w:val="24"/>
+          <w:lang w:eastAsia="zh-CN"/>
+        </w:rPr>
+      </w:pPr>
+      <w:r>
+        <w:rPr>
+          <w:rFonts w:hint="eastAsia" w:ascii="黑体" w:hAnsi="黑体" w:eastAsia="黑体" w:cs="黑体"/>
+          <w:sz w:val="24"/>
+          <w:szCs w:val="24"/>
+          <w:lang w:val="en-US" w:eastAsia="zh-CN"/>
+        </w:rPr>
+        <w:t xml:space="preserve">入参1：void *addr  </w:t>
+      </w:r>
+      <w:r>
+        <w:rPr>
+          <w:rFonts w:hint="eastAsia" w:ascii="黑体" w:hAnsi="黑体" w:eastAsia="黑体" w:cs="黑体"/>
+          <w:sz w:val="24"/>
+          <w:szCs w:val="24"/>
+        </w:rPr>
+        <w:t>系统把共享内存映射到当前进程的哪个虚拟地址</w:t>
+      </w:r>
+      <w:r>
+        <w:rPr>
+          <w:rFonts w:hint="eastAsia" w:ascii="黑体" w:hAnsi="黑体" w:eastAsia="黑体" w:cs="黑体"/>
+          <w:sz w:val="24"/>
+          <w:szCs w:val="24"/>
+          <w:lang w:eastAsia="zh-CN"/>
+        </w:rPr>
+        <w:t>（</w:t>
+      </w:r>
+      <w:r>
+        <w:rPr>
+          <w:rFonts w:hint="eastAsia" w:ascii="黑体" w:hAnsi="黑体" w:eastAsia="黑体" w:cs="黑体"/>
+          <w:sz w:val="24"/>
+          <w:szCs w:val="24"/>
+          <w:lang w:val="en-US" w:eastAsia="zh-CN"/>
+        </w:rPr>
+        <w:t>一般用NULL</w:t>
+      </w:r>
+      <w:r>
+        <w:rPr>
+          <w:rFonts w:hint="eastAsia" w:ascii="黑体" w:hAnsi="黑体" w:eastAsia="黑体" w:cs="黑体"/>
+          <w:sz w:val="24"/>
+          <w:szCs w:val="24"/>
+          <w:lang w:eastAsia="zh-CN"/>
+        </w:rPr>
+        <w:t>）</w:t>
+      </w:r>
+    </w:p>
+    <w:p>
+      <w:pPr>
+        <w:rPr>
+          <w:rFonts w:hint="eastAsia" w:ascii="黑体" w:hAnsi="黑体" w:eastAsia="黑体" w:cs="黑体"/>
+          <w:sz w:val="24"/>
+          <w:szCs w:val="24"/>
+          <w:lang w:eastAsia="zh-CN"/>
+        </w:rPr>
+      </w:pPr>
+    </w:p>
+    <w:p>
+      <w:pPr>
+        <w:rPr>
+          <w:rFonts w:hint="eastAsia" w:ascii="黑体" w:hAnsi="黑体" w:eastAsia="黑体" w:cs="黑体"/>
+          <w:sz w:val="24"/>
+          <w:szCs w:val="24"/>
+          <w:lang w:val="en-US" w:eastAsia="zh-CN"/>
+        </w:rPr>
+      </w:pPr>
+      <w:r>
+        <w:rPr>
+          <w:rFonts w:hint="eastAsia" w:ascii="黑体" w:hAnsi="黑体" w:eastAsia="黑体" w:cs="黑体"/>
+          <w:sz w:val="24"/>
+          <w:szCs w:val="24"/>
+          <w:lang w:val="en-US" w:eastAsia="zh-CN"/>
+        </w:rPr>
+        <w:t>入参2：size_t length  尽量和ftruncate(fd,1024);填写的大小一致。</w:t>
+      </w:r>
+    </w:p>
+    <w:p>
+      <w:pPr>
+        <w:rPr>
+          <w:rFonts w:hint="eastAsia" w:ascii="黑体" w:hAnsi="黑体" w:eastAsia="黑体" w:cs="黑体"/>
+          <w:sz w:val="24"/>
+          <w:szCs w:val="24"/>
+          <w:lang w:val="en-US" w:eastAsia="zh-CN"/>
+        </w:rPr>
+      </w:pPr>
+    </w:p>
+    <w:p>
+      <w:pPr>
+        <w:rPr>
+          <w:rFonts w:hint="eastAsia" w:ascii="黑体" w:hAnsi="黑体" w:eastAsia="黑体" w:cs="黑体"/>
+          <w:sz w:val="24"/>
+          <w:szCs w:val="24"/>
+          <w:lang w:val="en-US" w:eastAsia="zh-CN"/>
+        </w:rPr>
+      </w:pPr>
+      <w:r>
+        <w:rPr>
+          <w:rFonts w:hint="eastAsia" w:ascii="黑体" w:hAnsi="黑体" w:eastAsia="黑体" w:cs="黑体"/>
+          <w:sz w:val="24"/>
+          <w:szCs w:val="24"/>
+          <w:lang w:val="en-US" w:eastAsia="zh-CN"/>
+        </w:rPr>
+        <w:t>入参3：prot  描述对该段内存的管理权限：（尽量与</w:t>
+      </w:r>
+      <w:r>
+        <w:rPr>
+          <w:rFonts w:hint="default"/>
+          <w:lang w:val="en-US" w:eastAsia="zh-CN"/>
+        </w:rPr>
+        <w:t>shm_open()</w:t>
+      </w:r>
+      <w:r>
+        <w:rPr>
+          <w:rFonts w:hint="eastAsia"/>
+          <w:lang w:val="en-US" w:eastAsia="zh-CN"/>
+        </w:rPr>
+        <w:t>一致，可读写</w:t>
+      </w:r>
+      <w:r>
+        <w:rPr>
+          <w:rFonts w:hint="eastAsia" w:ascii="黑体" w:hAnsi="黑体" w:eastAsia="黑体" w:cs="黑体"/>
+          <w:sz w:val="24"/>
+          <w:szCs w:val="24"/>
+          <w:lang w:val="en-US" w:eastAsia="zh-CN"/>
+        </w:rPr>
+        <w:t>）</w:t>
+      </w:r>
+    </w:p>
+    <w:tbl>
+      <w:tblPr>
+        <w:tblStyle w:val="5"/>
+        <w:tblW w:w="0" w:type="auto"/>
+        <w:tblCellSpacing w:w="15" w:type="dxa"/>
+        <w:tblInd w:w="0" w:type="dxa"/>
+        <w:tblBorders>
+          <w:top w:val="none" w:color="auto" w:sz="0" w:space="0"/>
+          <w:left w:val="none" w:color="auto" w:sz="0" w:space="0"/>
+          <w:bottom w:val="none" w:color="auto" w:sz="0" w:space="0"/>
+          <w:right w:val="none" w:color="auto" w:sz="0" w:space="0"/>
+          <w:insideH w:val="none" w:color="auto" w:sz="0" w:space="0"/>
+          <w:insideV w:val="none" w:color="auto" w:sz="0" w:space="0"/>
+        </w:tblBorders>
+        <w:shd w:val="clear" w:color="auto" w:fill="auto"/>
+        <w:tblLayout w:type="autofit"/>
+        <w:tblCellMar>
+          <w:top w:w="15" w:type="dxa"/>
+          <w:left w:w="15" w:type="dxa"/>
+          <w:bottom w:w="15" w:type="dxa"/>
+          <w:right w:w="15" w:type="dxa"/>
+        </w:tblCellMar>
+      </w:tblPr>
+      <w:tblGrid>
+        <w:gridCol w:w="2715"/>
+        <w:gridCol w:w="1755"/>
+      </w:tblGrid>
+      <w:tr>
+        <w:tblPrEx>
+          <w:tblBorders>
+            <w:top w:val="none" w:color="auto" w:sz="0" w:space="0"/>
+            <w:left w:val="none" w:color="auto" w:sz="0" w:space="0"/>
+            <w:bottom w:val="none" w:color="auto" w:sz="0" w:space="0"/>
+            <w:right w:val="none" w:color="auto" w:sz="0" w:space="0"/>
+            <w:insideH w:val="none" w:color="auto" w:sz="0" w:space="0"/>
+            <w:insideV w:val="none" w:color="auto" w:sz="0" w:space="0"/>
+          </w:tblBorders>
+          <w:tblCellMar>
+            <w:top w:w="15" w:type="dxa"/>
+            <w:left w:w="15" w:type="dxa"/>
+            <w:bottom w:w="15" w:type="dxa"/>
+            <w:right w:w="15" w:type="dxa"/>
+          </w:tblCellMar>
+        </w:tblPrEx>
+        <w:trPr>
+          <w:tblHeader/>
+          <w:tblCellSpacing w:w="15" w:type="dxa"/>
+        </w:trPr>
+        <w:tc>
+          <w:tcPr>
+            <w:tcW w:w="0" w:type="auto"/>
+            <w:shd w:val="clear" w:color="auto" w:fill="auto"/>
+            <w:vAlign w:val="center"/>
+          </w:tcPr>
+          <w:p>
+            <w:pPr>
+              <w:keepNext w:val="0"/>
+              <w:keepLines w:val="0"/>
+              <w:widowControl/>
+              <w:suppressLineNumbers w:val="0"/>
+              <w:jc w:val="center"/>
+              <w:rPr>
+                <w:b/>
+                <w:bCs/>
+              </w:rPr>
+            </w:pPr>
+            <w:r>
+              <w:rPr>
+                <w:rFonts w:ascii="宋体" w:hAnsi="宋体" w:eastAsia="宋体" w:cs="宋体"/>
+                <w:b/>
+                <w:bCs/>
+                <w:kern w:val="0"/>
+                <w:sz w:val="24"/>
+                <w:szCs w:val="24"/>
+                <w:lang w:val="en-US" w:eastAsia="zh-CN" w:bidi="ar"/>
+              </w:rPr>
+              <w:t>参数</w:t>
+            </w:r>
+          </w:p>
+        </w:tc>
+        <w:tc>
+          <w:tcPr>
+            <w:tcW w:w="0" w:type="auto"/>
+            <w:shd w:val="clear" w:color="auto" w:fill="auto"/>
+            <w:vAlign w:val="center"/>
+          </w:tcPr>
+          <w:p>
+            <w:pPr>
+              <w:keepNext w:val="0"/>
+              <w:keepLines w:val="0"/>
+              <w:widowControl/>
+              <w:suppressLineNumbers w:val="0"/>
+              <w:jc w:val="center"/>
+              <w:rPr>
+                <w:b/>
+                <w:bCs/>
+              </w:rPr>
+            </w:pPr>
+            <w:r>
+              <w:rPr>
+                <w:rFonts w:ascii="宋体" w:hAnsi="宋体" w:eastAsia="宋体" w:cs="宋体"/>
+                <w:b/>
+                <w:bCs/>
+                <w:kern w:val="0"/>
+                <w:sz w:val="24"/>
+                <w:szCs w:val="24"/>
+                <w:lang w:val="en-US" w:eastAsia="zh-CN" w:bidi="ar"/>
+              </w:rPr>
+              <w:t>含义</w:t>
+            </w:r>
+          </w:p>
+        </w:tc>
+      </w:tr>
+      <w:tr>
+        <w:tblPrEx>
+          <w:tblBorders>
+            <w:top w:val="none" w:color="auto" w:sz="0" w:space="0"/>
+            <w:left w:val="none" w:color="auto" w:sz="0" w:space="0"/>
+            <w:bottom w:val="none" w:color="auto" w:sz="0" w:space="0"/>
+            <w:right w:val="none" w:color="auto" w:sz="0" w:space="0"/>
+            <w:insideH w:val="none" w:color="auto" w:sz="0" w:space="0"/>
+            <w:insideV w:val="none" w:color="auto" w:sz="0" w:space="0"/>
+          </w:tblBorders>
+          <w:tblCellMar>
+            <w:top w:w="15" w:type="dxa"/>
+            <w:left w:w="15" w:type="dxa"/>
+            <w:bottom w:w="15" w:type="dxa"/>
+            <w:right w:w="15" w:type="dxa"/>
+          </w:tblCellMar>
+        </w:tblPrEx>
+        <w:trPr>
+          <w:tblCellSpacing w:w="15" w:type="dxa"/>
+        </w:trPr>
+        <w:tc>
+          <w:tcPr>
+            <w:tcW w:w="0" w:type="auto"/>
+            <w:shd w:val="clear" w:color="auto" w:fill="auto"/>
+            <w:vAlign w:val="center"/>
+          </w:tcPr>
+          <w:p>
+            <w:pPr>
+              <w:keepNext w:val="0"/>
+              <w:keepLines w:val="0"/>
+              <w:widowControl/>
+              <w:suppressLineNumbers w:val="0"/>
+              <w:jc w:val="left"/>
+            </w:pPr>
+            <w:r>
+              <w:rPr>
+                <w:rStyle w:val="8"/>
+                <w:rFonts w:ascii="宋体" w:hAnsi="宋体" w:eastAsia="宋体" w:cs="宋体"/>
+                <w:kern w:val="0"/>
+                <w:sz w:val="24"/>
+                <w:szCs w:val="24"/>
+                <w:lang w:val="en-US" w:eastAsia="zh-CN" w:bidi="ar"/>
+              </w:rPr>
+              <w:t>PROT_READ</w:t>
+            </w:r>
+          </w:p>
+        </w:tc>
+        <w:tc>
+          <w:tcPr>
+            <w:tcW w:w="0" w:type="auto"/>
+            <w:shd w:val="clear" w:color="auto" w:fill="auto"/>
+            <w:vAlign w:val="center"/>
+          </w:tcPr>
+          <w:p>
+            <w:pPr>
+              <w:keepNext w:val="0"/>
+              <w:keepLines w:val="0"/>
+              <w:widowControl/>
+              <w:suppressLineNumbers w:val="0"/>
+              <w:jc w:val="left"/>
+            </w:pPr>
+            <w:r>
+              <w:rPr>
+                <w:rFonts w:ascii="宋体" w:hAnsi="宋体" w:eastAsia="宋体" w:cs="宋体"/>
+                <w:kern w:val="0"/>
+                <w:sz w:val="24"/>
+                <w:szCs w:val="24"/>
+                <w:lang w:val="en-US" w:eastAsia="zh-CN" w:bidi="ar"/>
+              </w:rPr>
+              <w:t>可以读取</w:t>
+            </w:r>
+          </w:p>
+        </w:tc>
+      </w:tr>
+      <w:tr>
+        <w:tblPrEx>
+          <w:tblBorders>
+            <w:top w:val="none" w:color="auto" w:sz="0" w:space="0"/>
+            <w:left w:val="none" w:color="auto" w:sz="0" w:space="0"/>
+            <w:bottom w:val="none" w:color="auto" w:sz="0" w:space="0"/>
+            <w:right w:val="none" w:color="auto" w:sz="0" w:space="0"/>
+            <w:insideH w:val="none" w:color="auto" w:sz="0" w:space="0"/>
+            <w:insideV w:val="none" w:color="auto" w:sz="0" w:space="0"/>
+          </w:tblBorders>
+          <w:tblCellMar>
+            <w:top w:w="15" w:type="dxa"/>
+            <w:left w:w="15" w:type="dxa"/>
+            <w:bottom w:w="15" w:type="dxa"/>
+            <w:right w:w="15" w:type="dxa"/>
+          </w:tblCellMar>
+        </w:tblPrEx>
+        <w:trPr>
+          <w:tblCellSpacing w:w="15" w:type="dxa"/>
+        </w:trPr>
+        <w:tc>
+          <w:tcPr>
+            <w:tcW w:w="0" w:type="auto"/>
+            <w:shd w:val="clear" w:color="auto" w:fill="auto"/>
+            <w:vAlign w:val="center"/>
+          </w:tcPr>
+          <w:p>
+            <w:pPr>
+              <w:keepNext w:val="0"/>
+              <w:keepLines w:val="0"/>
+              <w:widowControl/>
+              <w:suppressLineNumbers w:val="0"/>
+              <w:jc w:val="left"/>
+            </w:pPr>
+            <w:r>
+              <w:rPr>
+                <w:rStyle w:val="8"/>
+                <w:rFonts w:ascii="宋体" w:hAnsi="宋体" w:eastAsia="宋体" w:cs="宋体"/>
+                <w:kern w:val="0"/>
+                <w:sz w:val="24"/>
+                <w:szCs w:val="24"/>
+                <w:lang w:val="en-US" w:eastAsia="zh-CN" w:bidi="ar"/>
+              </w:rPr>
+              <w:t>PROT_WRITE</w:t>
+            </w:r>
+          </w:p>
+        </w:tc>
+        <w:tc>
+          <w:tcPr>
+            <w:tcW w:w="0" w:type="auto"/>
+            <w:shd w:val="clear" w:color="auto" w:fill="auto"/>
+            <w:vAlign w:val="center"/>
+          </w:tcPr>
+          <w:p>
+            <w:pPr>
+              <w:keepNext w:val="0"/>
+              <w:keepLines w:val="0"/>
+              <w:widowControl/>
+              <w:suppressLineNumbers w:val="0"/>
+              <w:jc w:val="left"/>
+            </w:pPr>
+            <w:r>
+              <w:rPr>
+                <w:rFonts w:ascii="宋体" w:hAnsi="宋体" w:eastAsia="宋体" w:cs="宋体"/>
+                <w:kern w:val="0"/>
+                <w:sz w:val="24"/>
+                <w:szCs w:val="24"/>
+                <w:lang w:val="en-US" w:eastAsia="zh-CN" w:bidi="ar"/>
+              </w:rPr>
+              <w:t>可以写入</w:t>
+            </w:r>
+          </w:p>
+        </w:tc>
+      </w:tr>
+      <w:tr>
+        <w:tblPrEx>
+          <w:tblBorders>
+            <w:top w:val="none" w:color="auto" w:sz="0" w:space="0"/>
+            <w:left w:val="none" w:color="auto" w:sz="0" w:space="0"/>
+            <w:bottom w:val="none" w:color="auto" w:sz="0" w:space="0"/>
+            <w:right w:val="none" w:color="auto" w:sz="0" w:space="0"/>
+            <w:insideH w:val="none" w:color="auto" w:sz="0" w:space="0"/>
+            <w:insideV w:val="none" w:color="auto" w:sz="0" w:space="0"/>
+          </w:tblBorders>
+          <w:tblCellMar>
+            <w:top w:w="15" w:type="dxa"/>
+            <w:left w:w="15" w:type="dxa"/>
+            <w:bottom w:w="15" w:type="dxa"/>
+            <w:right w:w="15" w:type="dxa"/>
+          </w:tblCellMar>
+        </w:tblPrEx>
+        <w:trPr>
+          <w:tblCellSpacing w:w="15" w:type="dxa"/>
+        </w:trPr>
+        <w:tc>
+          <w:tcPr>
+            <w:tcW w:w="0" w:type="auto"/>
+            <w:shd w:val="clear" w:color="auto" w:fill="auto"/>
+            <w:vAlign w:val="center"/>
+          </w:tcPr>
+          <w:p>
+            <w:pPr>
+              <w:keepNext w:val="0"/>
+              <w:keepLines w:val="0"/>
+              <w:widowControl/>
+              <w:suppressLineNumbers w:val="0"/>
+              <w:jc w:val="left"/>
+            </w:pPr>
+            <w:r>
+              <w:rPr>
+                <w:rStyle w:val="8"/>
+                <w:rFonts w:ascii="宋体" w:hAnsi="宋体" w:eastAsia="宋体" w:cs="宋体"/>
+                <w:kern w:val="0"/>
+                <w:sz w:val="24"/>
+                <w:szCs w:val="24"/>
+                <w:lang w:val="en-US" w:eastAsia="zh-CN" w:bidi="ar"/>
+              </w:rPr>
+              <w:t>PROT_READ | PROT_WRITE</w:t>
+            </w:r>
+          </w:p>
+        </w:tc>
+        <w:tc>
+          <w:tcPr>
+            <w:tcW w:w="0" w:type="auto"/>
+            <w:shd w:val="clear" w:color="auto" w:fill="auto"/>
+            <w:vAlign w:val="center"/>
+          </w:tcPr>
+          <w:p>
+            <w:pPr>
+              <w:keepNext w:val="0"/>
+              <w:keepLines w:val="0"/>
+              <w:widowControl/>
+              <w:suppressLineNumbers w:val="0"/>
+              <w:jc w:val="left"/>
+            </w:pPr>
+            <w:r>
+              <w:rPr>
+                <w:rFonts w:ascii="宋体" w:hAnsi="宋体" w:eastAsia="宋体" w:cs="宋体"/>
+                <w:kern w:val="0"/>
+                <w:sz w:val="24"/>
+                <w:szCs w:val="24"/>
+                <w:lang w:val="en-US" w:eastAsia="zh-CN" w:bidi="ar"/>
+              </w:rPr>
+              <w:t>可以读取和写入</w:t>
+            </w:r>
+          </w:p>
+        </w:tc>
+      </w:tr>
+      <w:tr>
+        <w:tblPrEx>
+          <w:tblBorders>
+            <w:top w:val="none" w:color="auto" w:sz="0" w:space="0"/>
+            <w:left w:val="none" w:color="auto" w:sz="0" w:space="0"/>
+            <w:bottom w:val="none" w:color="auto" w:sz="0" w:space="0"/>
+            <w:right w:val="none" w:color="auto" w:sz="0" w:space="0"/>
+            <w:insideH w:val="none" w:color="auto" w:sz="0" w:space="0"/>
+            <w:insideV w:val="none" w:color="auto" w:sz="0" w:space="0"/>
+          </w:tblBorders>
+          <w:tblCellMar>
+            <w:top w:w="15" w:type="dxa"/>
+            <w:left w:w="15" w:type="dxa"/>
+            <w:bottom w:w="15" w:type="dxa"/>
+            <w:right w:w="15" w:type="dxa"/>
+          </w:tblCellMar>
+        </w:tblPrEx>
+        <w:trPr>
+          <w:tblCellSpacing w:w="15" w:type="dxa"/>
+        </w:trPr>
+        <w:tc>
+          <w:tcPr>
+            <w:tcW w:w="0" w:type="auto"/>
+            <w:shd w:val="clear" w:color="auto" w:fill="auto"/>
+            <w:vAlign w:val="center"/>
+          </w:tcPr>
+          <w:p>
+            <w:pPr>
+              <w:keepNext w:val="0"/>
+              <w:keepLines w:val="0"/>
+              <w:widowControl/>
+              <w:suppressLineNumbers w:val="0"/>
+              <w:jc w:val="left"/>
+            </w:pPr>
+            <w:r>
+              <w:rPr>
+                <w:rStyle w:val="8"/>
+                <w:rFonts w:ascii="宋体" w:hAnsi="宋体" w:eastAsia="宋体" w:cs="宋体"/>
+                <w:kern w:val="0"/>
+                <w:sz w:val="24"/>
+                <w:szCs w:val="24"/>
+                <w:lang w:val="en-US" w:eastAsia="zh-CN" w:bidi="ar"/>
+              </w:rPr>
+              <w:t>PROT_NONE</w:t>
+            </w:r>
+          </w:p>
+        </w:tc>
+        <w:tc>
+          <w:tcPr>
+            <w:tcW w:w="0" w:type="auto"/>
+            <w:shd w:val="clear" w:color="auto" w:fill="auto"/>
+            <w:vAlign w:val="center"/>
+          </w:tcPr>
+          <w:p>
+            <w:pPr>
+              <w:keepNext w:val="0"/>
+              <w:keepLines w:val="0"/>
+              <w:widowControl/>
+              <w:suppressLineNumbers w:val="0"/>
+              <w:jc w:val="left"/>
+            </w:pPr>
+            <w:r>
+              <w:rPr>
+                <w:rFonts w:ascii="宋体" w:hAnsi="宋体" w:eastAsia="宋体" w:cs="宋体"/>
+                <w:kern w:val="0"/>
+                <w:sz w:val="24"/>
+                <w:szCs w:val="24"/>
+                <w:lang w:val="en-US" w:eastAsia="zh-CN" w:bidi="ar"/>
+              </w:rPr>
+              <w:t>不能访问</w:t>
+            </w:r>
+          </w:p>
+        </w:tc>
+      </w:tr>
+    </w:tbl>
+    <w:p>
+      <w:pPr>
+        <w:rPr>
+          <w:rFonts w:hint="eastAsia" w:ascii="黑体" w:hAnsi="黑体" w:eastAsia="黑体" w:cs="黑体"/>
+          <w:sz w:val="24"/>
+          <w:szCs w:val="24"/>
+          <w:lang w:val="en-US" w:eastAsia="zh-CN"/>
+        </w:rPr>
+      </w:pPr>
+    </w:p>
+    <w:p>
+      <w:pPr>
+        <w:rPr>
+          <w:rFonts w:hint="eastAsia" w:ascii="黑体" w:hAnsi="黑体" w:eastAsia="黑体" w:cs="黑体"/>
+          <w:sz w:val="24"/>
+          <w:szCs w:val="24"/>
+          <w:lang w:val="en-US" w:eastAsia="zh-CN"/>
+        </w:rPr>
+      </w:pPr>
+      <w:r>
+        <w:rPr>
+          <w:rFonts w:hint="eastAsia" w:ascii="黑体" w:hAnsi="黑体" w:eastAsia="黑体" w:cs="黑体"/>
+          <w:sz w:val="24"/>
+          <w:szCs w:val="24"/>
+          <w:lang w:val="en-US" w:eastAsia="zh-CN"/>
+        </w:rPr>
+        <w:t>入参4：flags  表示印设方式  填写：MAP_SHARED即可</w:t>
+      </w:r>
+    </w:p>
+    <w:p>
+      <w:pPr>
+        <w:rPr>
+          <w:rFonts w:hint="eastAsia" w:ascii="黑体" w:hAnsi="黑体" w:eastAsia="黑体" w:cs="黑体"/>
+          <w:sz w:val="24"/>
+          <w:szCs w:val="24"/>
+          <w:lang w:val="en-US" w:eastAsia="zh-CN"/>
+        </w:rPr>
+      </w:pPr>
+    </w:p>
+    <w:p>
+      <w:pPr>
+        <w:rPr>
+          <w:rFonts w:hint="eastAsia" w:ascii="黑体" w:hAnsi="黑体" w:eastAsia="黑体" w:cs="黑体"/>
+          <w:sz w:val="24"/>
+          <w:szCs w:val="24"/>
+          <w:lang w:val="en-US" w:eastAsia="zh-CN"/>
+        </w:rPr>
+      </w:pPr>
+      <w:r>
+        <w:rPr>
+          <w:rFonts w:hint="eastAsia" w:ascii="黑体" w:hAnsi="黑体" w:eastAsia="黑体" w:cs="黑体"/>
+          <w:sz w:val="24"/>
+          <w:szCs w:val="24"/>
+          <w:lang w:val="en-US" w:eastAsia="zh-CN"/>
+        </w:rPr>
+        <w:t>入参5 ：fd 文件描述符</w:t>
+      </w:r>
+    </w:p>
+    <w:p>
+      <w:pPr>
+        <w:rPr>
+          <w:rFonts w:hint="eastAsia" w:ascii="黑体" w:hAnsi="黑体" w:eastAsia="黑体" w:cs="黑体"/>
+          <w:sz w:val="24"/>
+          <w:szCs w:val="24"/>
+          <w:lang w:val="en-US" w:eastAsia="zh-CN"/>
+        </w:rPr>
+      </w:pPr>
+    </w:p>
+    <w:p>
+      <w:pPr>
+        <w:rPr>
+          <w:rFonts w:hint="eastAsia" w:ascii="黑体" w:hAnsi="黑体" w:eastAsia="黑体" w:cs="黑体"/>
+          <w:sz w:val="24"/>
+          <w:szCs w:val="24"/>
+          <w:lang w:val="en-US" w:eastAsia="zh-CN"/>
+        </w:rPr>
+      </w:pPr>
+      <w:r>
+        <w:rPr>
+          <w:rFonts w:hint="eastAsia" w:ascii="黑体" w:hAnsi="黑体" w:eastAsia="黑体" w:cs="黑体"/>
+          <w:sz w:val="24"/>
+          <w:szCs w:val="24"/>
+          <w:lang w:val="en-US" w:eastAsia="zh-CN"/>
+        </w:rPr>
+        <w:t>入参6：offset 填写0：表示起始位置</w:t>
+      </w:r>
+    </w:p>
+    <w:p>
+      <w:pPr>
+        <w:rPr>
+          <w:rFonts w:hint="eastAsia" w:ascii="黑体" w:hAnsi="黑体" w:eastAsia="黑体" w:cs="黑体"/>
+          <w:sz w:val="24"/>
+          <w:szCs w:val="24"/>
+          <w:lang w:val="en-US" w:eastAsia="zh-CN"/>
+        </w:rPr>
+      </w:pPr>
+    </w:p>
+    <w:tbl>
+      <w:tblPr>
+        <w:tblStyle w:val="5"/>
+        <w:tblW w:w="0" w:type="auto"/>
+        <w:tblCellSpacing w:w="15" w:type="dxa"/>
+        <w:tblInd w:w="0" w:type="dxa"/>
+        <w:tblBorders>
+          <w:top w:val="none" w:color="auto" w:sz="0" w:space="0"/>
+          <w:left w:val="none" w:color="auto" w:sz="0" w:space="0"/>
+          <w:bottom w:val="none" w:color="auto" w:sz="0" w:space="0"/>
+          <w:right w:val="none" w:color="auto" w:sz="0" w:space="0"/>
+          <w:insideH w:val="none" w:color="auto" w:sz="0" w:space="0"/>
+          <w:insideV w:val="none" w:color="auto" w:sz="0" w:space="0"/>
+        </w:tblBorders>
+        <w:shd w:val="clear" w:color="auto" w:fill="auto"/>
+        <w:tblLayout w:type="autofit"/>
+        <w:tblCellMar>
+          <w:top w:w="15" w:type="dxa"/>
+          <w:left w:w="15" w:type="dxa"/>
+          <w:bottom w:w="15" w:type="dxa"/>
+          <w:right w:w="15" w:type="dxa"/>
+        </w:tblCellMar>
+      </w:tblPr>
+      <w:tblGrid>
+        <w:gridCol w:w="2055"/>
+        <w:gridCol w:w="3435"/>
+      </w:tblGrid>
+      <w:tr>
+        <w:tblPrEx>
+          <w:tblBorders>
+            <w:top w:val="none" w:color="auto" w:sz="0" w:space="0"/>
+            <w:left w:val="none" w:color="auto" w:sz="0" w:space="0"/>
+            <w:bottom w:val="none" w:color="auto" w:sz="0" w:space="0"/>
+            <w:right w:val="none" w:color="auto" w:sz="0" w:space="0"/>
+            <w:insideH w:val="none" w:color="auto" w:sz="0" w:space="0"/>
+            <w:insideV w:val="none" w:color="auto" w:sz="0" w:space="0"/>
+          </w:tblBorders>
+          <w:shd w:val="clear" w:color="auto" w:fill="auto"/>
+          <w:tblCellMar>
+            <w:top w:w="15" w:type="dxa"/>
+            <w:left w:w="15" w:type="dxa"/>
+            <w:bottom w:w="15" w:type="dxa"/>
+            <w:right w:w="15" w:type="dxa"/>
+          </w:tblCellMar>
+        </w:tblPrEx>
+        <w:trPr>
+          <w:tblHeader/>
+          <w:tblCellSpacing w:w="15" w:type="dxa"/>
+        </w:trPr>
+        <w:tc>
+          <w:tcPr>
+            <w:tcW w:w="0" w:type="auto"/>
+            <w:shd w:val="clear" w:color="auto" w:fill="auto"/>
+            <w:vAlign w:val="center"/>
+          </w:tcPr>
+          <w:p>
+            <w:pPr>
+              <w:keepNext w:val="0"/>
+              <w:keepLines w:val="0"/>
+              <w:widowControl/>
+              <w:suppressLineNumbers w:val="0"/>
+              <w:jc w:val="center"/>
+              <w:rPr>
+                <w:b/>
+                <w:bCs/>
+              </w:rPr>
+            </w:pPr>
+            <w:r>
+              <w:rPr>
+                <w:rFonts w:ascii="宋体" w:hAnsi="宋体" w:eastAsia="宋体" w:cs="宋体"/>
+                <w:b/>
+                <w:bCs/>
+                <w:kern w:val="0"/>
+                <w:sz w:val="24"/>
+                <w:szCs w:val="24"/>
+                <w:lang w:val="en-US" w:eastAsia="zh-CN" w:bidi="ar"/>
+              </w:rPr>
+              <w:t>返回值</w:t>
+            </w:r>
+          </w:p>
+        </w:tc>
+        <w:tc>
+          <w:tcPr>
+            <w:tcW w:w="0" w:type="auto"/>
+            <w:shd w:val="clear" w:color="auto" w:fill="auto"/>
+            <w:vAlign w:val="center"/>
+          </w:tcPr>
+          <w:p>
+            <w:pPr>
+              <w:keepNext w:val="0"/>
+              <w:keepLines w:val="0"/>
+              <w:widowControl/>
+              <w:suppressLineNumbers w:val="0"/>
+              <w:jc w:val="center"/>
+              <w:rPr>
+                <w:b/>
+                <w:bCs/>
+              </w:rPr>
+            </w:pPr>
+            <w:r>
+              <w:rPr>
+                <w:rFonts w:ascii="宋体" w:hAnsi="宋体" w:eastAsia="宋体" w:cs="宋体"/>
+                <w:b/>
+                <w:bCs/>
+                <w:kern w:val="0"/>
+                <w:sz w:val="24"/>
+                <w:szCs w:val="24"/>
+                <w:lang w:val="en-US" w:eastAsia="zh-CN" w:bidi="ar"/>
+              </w:rPr>
+              <w:t>含义</w:t>
+            </w:r>
+          </w:p>
+        </w:tc>
+      </w:tr>
+      <w:tr>
+        <w:tblPrEx>
+          <w:tblBorders>
+            <w:top w:val="none" w:color="auto" w:sz="0" w:space="0"/>
+            <w:left w:val="none" w:color="auto" w:sz="0" w:space="0"/>
+            <w:bottom w:val="none" w:color="auto" w:sz="0" w:space="0"/>
+            <w:right w:val="none" w:color="auto" w:sz="0" w:space="0"/>
+            <w:insideH w:val="none" w:color="auto" w:sz="0" w:space="0"/>
+            <w:insideV w:val="none" w:color="auto" w:sz="0" w:space="0"/>
+          </w:tblBorders>
+          <w:shd w:val="clear" w:color="auto" w:fill="auto"/>
+          <w:tblCellMar>
+            <w:top w:w="15" w:type="dxa"/>
+            <w:left w:w="15" w:type="dxa"/>
+            <w:bottom w:w="15" w:type="dxa"/>
+            <w:right w:w="15" w:type="dxa"/>
+          </w:tblCellMar>
+        </w:tblPrEx>
+        <w:trPr>
+          <w:tblCellSpacing w:w="15" w:type="dxa"/>
+        </w:trPr>
+        <w:tc>
+          <w:tcPr>
+            <w:tcW w:w="0" w:type="auto"/>
+            <w:shd w:val="clear" w:color="auto" w:fill="auto"/>
+            <w:vAlign w:val="center"/>
+          </w:tcPr>
+          <w:p>
+            <w:pPr>
+              <w:keepNext w:val="0"/>
+              <w:keepLines w:val="0"/>
+              <w:widowControl/>
+              <w:suppressLineNumbers w:val="0"/>
+              <w:jc w:val="left"/>
+            </w:pPr>
+            <w:r>
+              <w:rPr>
+                <w:rFonts w:ascii="宋体" w:hAnsi="宋体" w:eastAsia="宋体" w:cs="宋体"/>
+                <w:kern w:val="0"/>
+                <w:sz w:val="24"/>
+                <w:szCs w:val="24"/>
+                <w:lang w:val="en-US" w:eastAsia="zh-CN" w:bidi="ar"/>
+              </w:rPr>
+              <w:t>不等于</w:t>
+            </w:r>
+            <w:r>
+              <w:rPr>
+                <w:rStyle w:val="8"/>
+                <w:rFonts w:ascii="宋体" w:hAnsi="宋体" w:eastAsia="宋体" w:cs="宋体"/>
+                <w:kern w:val="0"/>
+                <w:sz w:val="24"/>
+                <w:szCs w:val="24"/>
+                <w:lang w:val="en-US" w:eastAsia="zh-CN" w:bidi="ar"/>
+              </w:rPr>
+              <w:t>MAP_FAILED</w:t>
+            </w:r>
+          </w:p>
+        </w:tc>
+        <w:tc>
+          <w:tcPr>
+            <w:tcW w:w="0" w:type="auto"/>
+            <w:shd w:val="clear" w:color="auto" w:fill="auto"/>
+            <w:vAlign w:val="center"/>
+          </w:tcPr>
+          <w:p>
+            <w:pPr>
+              <w:keepNext w:val="0"/>
+              <w:keepLines w:val="0"/>
+              <w:widowControl/>
+              <w:suppressLineNumbers w:val="0"/>
+              <w:jc w:val="left"/>
+            </w:pPr>
+            <w:r>
+              <w:rPr>
+                <w:rFonts w:ascii="宋体" w:hAnsi="宋体" w:eastAsia="宋体" w:cs="宋体"/>
+                <w:kern w:val="0"/>
+                <w:sz w:val="24"/>
+                <w:szCs w:val="24"/>
+                <w:lang w:val="en-US" w:eastAsia="zh-CN" w:bidi="ar"/>
+              </w:rPr>
+              <w:t>映射成功，返回映射区域首地址</w:t>
+            </w:r>
+          </w:p>
+        </w:tc>
+      </w:tr>
+      <w:tr>
+        <w:tblPrEx>
+          <w:tblBorders>
+            <w:top w:val="none" w:color="auto" w:sz="0" w:space="0"/>
+            <w:left w:val="none" w:color="auto" w:sz="0" w:space="0"/>
+            <w:bottom w:val="none" w:color="auto" w:sz="0" w:space="0"/>
+            <w:right w:val="none" w:color="auto" w:sz="0" w:space="0"/>
+            <w:insideH w:val="none" w:color="auto" w:sz="0" w:space="0"/>
+            <w:insideV w:val="none" w:color="auto" w:sz="0" w:space="0"/>
+          </w:tblBorders>
+          <w:shd w:val="clear" w:color="auto" w:fill="auto"/>
+          <w:tblCellMar>
+            <w:top w:w="15" w:type="dxa"/>
+            <w:left w:w="15" w:type="dxa"/>
+            <w:bottom w:w="15" w:type="dxa"/>
+            <w:right w:w="15" w:type="dxa"/>
+          </w:tblCellMar>
+        </w:tblPrEx>
+        <w:trPr>
+          <w:tblCellSpacing w:w="15" w:type="dxa"/>
+        </w:trPr>
+        <w:tc>
+          <w:tcPr>
+            <w:tcW w:w="0" w:type="auto"/>
+            <w:shd w:val="clear" w:color="auto" w:fill="auto"/>
+            <w:vAlign w:val="center"/>
+          </w:tcPr>
+          <w:p>
+            <w:pPr>
+              <w:keepNext w:val="0"/>
+              <w:keepLines w:val="0"/>
+              <w:widowControl/>
+              <w:suppressLineNumbers w:val="0"/>
+              <w:jc w:val="left"/>
+            </w:pPr>
+            <w:r>
+              <w:rPr>
+                <w:rStyle w:val="8"/>
+                <w:rFonts w:ascii="宋体" w:hAnsi="宋体" w:eastAsia="宋体" w:cs="宋体"/>
+                <w:kern w:val="0"/>
+                <w:sz w:val="24"/>
+                <w:szCs w:val="24"/>
+                <w:lang w:val="en-US" w:eastAsia="zh-CN" w:bidi="ar"/>
+              </w:rPr>
+              <w:t>MAP_FAILED</w:t>
+            </w:r>
+          </w:p>
+        </w:tc>
+        <w:tc>
+          <w:tcPr>
+            <w:tcW w:w="0" w:type="auto"/>
+            <w:shd w:val="clear" w:color="auto" w:fill="auto"/>
+            <w:vAlign w:val="center"/>
+          </w:tcPr>
+          <w:p>
+            <w:pPr>
+              <w:keepNext w:val="0"/>
+              <w:keepLines w:val="0"/>
+              <w:widowControl/>
+              <w:suppressLineNumbers w:val="0"/>
+              <w:jc w:val="left"/>
+            </w:pPr>
+            <w:r>
+              <w:rPr>
+                <w:rFonts w:ascii="宋体" w:hAnsi="宋体" w:eastAsia="宋体" w:cs="宋体"/>
+                <w:kern w:val="0"/>
+                <w:sz w:val="24"/>
+                <w:szCs w:val="24"/>
+                <w:lang w:val="en-US" w:eastAsia="zh-CN" w:bidi="ar"/>
+              </w:rPr>
+              <w:t>映射失败，并设置</w:t>
+            </w:r>
+            <w:r>
+              <w:rPr>
+                <w:rStyle w:val="8"/>
+                <w:rFonts w:ascii="宋体" w:hAnsi="宋体" w:eastAsia="宋体" w:cs="宋体"/>
+                <w:kern w:val="0"/>
+                <w:sz w:val="24"/>
+                <w:szCs w:val="24"/>
+                <w:lang w:val="en-US" w:eastAsia="zh-CN" w:bidi="ar"/>
+              </w:rPr>
+              <w:t>errno</w:t>
+            </w:r>
+          </w:p>
+        </w:tc>
+      </w:tr>
+    </w:tbl>
+    <w:p>
+      <w:pPr>
+        <w:rPr>
+          <w:rFonts w:hint="default"/>
+          <w:lang w:val="en-US" w:eastAsia="zh-CN"/>
+        </w:rPr>
+      </w:pPr>
+    </w:p>
+    <w:p>
+      <w:pPr>
+        <w:pStyle w:val="2"/>
+        <w:numPr>
+          <w:ilvl w:val="0"/>
+          <w:numId w:val="1"/>
+        </w:numPr>
+        <w:bidi w:val="0"/>
+        <w:ind w:left="0" w:leftChars="0" w:firstLine="0" w:firstLineChars="0"/>
+        <w:rPr>
+          <w:rFonts w:hint="eastAsia"/>
+          <w:lang w:val="en-US" w:eastAsia="zh-CN"/>
+        </w:rPr>
+      </w:pPr>
+      <w:r>
+        <w:rPr>
+          <w:rFonts w:hint="eastAsia"/>
+          <w:lang w:val="en-US" w:eastAsia="zh-CN"/>
+        </w:rPr>
+        <w:t>然后对该地址进行读写操作即可</w:t>
+      </w:r>
+    </w:p>
+    <w:p>
+      <w:pPr>
+        <w:widowControl w:val="0"/>
+        <w:numPr>
+          <w:ilvl w:val="0"/>
+          <w:numId w:val="0"/>
+        </w:numPr>
+        <w:jc w:val="both"/>
+        <w:rPr>
+          <w:rFonts w:hint="eastAsia"/>
+          <w:lang w:val="en-US" w:eastAsia="zh-CN"/>
+        </w:rPr>
+      </w:pPr>
+    </w:p>
+    <w:p>
+      <w:pPr>
+        <w:pStyle w:val="2"/>
+        <w:numPr>
+          <w:ilvl w:val="0"/>
+          <w:numId w:val="1"/>
+        </w:numPr>
+        <w:bidi w:val="0"/>
+        <w:ind w:left="0" w:leftChars="0" w:firstLine="0" w:firstLineChars="0"/>
+        <w:rPr>
+          <w:rFonts w:hint="default"/>
+          <w:lang w:val="en-US" w:eastAsia="zh-CN"/>
+        </w:rPr>
+      </w:pPr>
+      <w:r>
+        <w:rPr>
+          <w:rFonts w:hint="default"/>
+          <w:lang w:val="en-US" w:eastAsia="zh-CN"/>
+        </w:rPr>
+        <w:t>解除内存映射：munmap()</w:t>
+      </w:r>
+    </w:p>
+    <w:p>
+      <w:pPr>
+        <w:rPr>
+          <w:rFonts w:hint="default"/>
+          <w:lang w:val="en-US" w:eastAsia="zh-CN"/>
+        </w:rPr>
+      </w:pPr>
+      <w:r>
+        <w:rPr>
+          <w:rFonts w:hint="eastAsia"/>
+          <w:lang w:val="en-US" w:eastAsia="zh-CN"/>
+        </w:rPr>
+        <w:t>共享内存使用结束后调用</w:t>
+      </w:r>
+    </w:p>
+    <w:p>
+      <w:pPr>
+        <w:pStyle w:val="2"/>
+        <w:bidi w:val="0"/>
+        <w:rPr>
+          <w:rFonts w:hint="default"/>
+          <w:lang w:val="en-US" w:eastAsia="zh-CN"/>
+        </w:rPr>
+      </w:pPr>
+      <w:r>
+        <w:rPr>
+          <w:rFonts w:hint="default"/>
+          <w:lang w:val="en-US" w:eastAsia="zh-CN"/>
+        </w:rPr>
+        <w:t>#include &lt;sys/mman.h&gt;</w:t>
+      </w:r>
+    </w:p>
+    <w:p>
+      <w:pPr>
+        <w:pStyle w:val="2"/>
+        <w:bidi w:val="0"/>
+        <w:rPr>
+          <w:rFonts w:hint="default"/>
+          <w:lang w:val="en-US" w:eastAsia="zh-CN"/>
+        </w:rPr>
+      </w:pPr>
+      <w:r>
+        <w:rPr>
+          <w:rFonts w:hint="default"/>
+          <w:lang w:val="en-US" w:eastAsia="zh-CN"/>
+        </w:rPr>
+        <w:t>int munmap(void *addr, size_t length);</w:t>
+      </w:r>
+    </w:p>
+    <w:p>
+      <w:pPr>
+        <w:rPr>
+          <w:rFonts w:hint="eastAsia"/>
+          <w:lang w:val="en-US" w:eastAsia="zh-CN"/>
+        </w:rPr>
+      </w:pPr>
+      <w:r>
+        <w:rPr>
+          <w:rFonts w:hint="eastAsia"/>
+          <w:lang w:val="en-US" w:eastAsia="zh-CN"/>
+        </w:rPr>
+        <w:t>入参1： addr 要解除映射的起始地址</w:t>
+      </w:r>
+    </w:p>
+    <w:p>
+      <w:pPr>
+        <w:rPr>
+          <w:rFonts w:hint="eastAsia"/>
+          <w:lang w:val="en-US" w:eastAsia="zh-CN"/>
+        </w:rPr>
+      </w:pPr>
+    </w:p>
+    <w:p>
+      <w:pPr>
+        <w:rPr>
+          <w:rFonts w:hint="eastAsia"/>
+          <w:lang w:val="en-US" w:eastAsia="zh-CN"/>
+        </w:rPr>
+      </w:pPr>
+      <w:r>
+        <w:rPr>
+          <w:rFonts w:hint="eastAsia"/>
+          <w:lang w:val="en-US" w:eastAsia="zh-CN"/>
+        </w:rPr>
+        <w:t>入参2： length 要解除映射的地址长度</w:t>
+      </w:r>
+    </w:p>
+    <w:tbl>
+      <w:tblPr>
+        <w:tblStyle w:val="5"/>
+        <w:tblW w:w="0" w:type="auto"/>
+        <w:tblCellSpacing w:w="15" w:type="dxa"/>
+        <w:tblInd w:w="0" w:type="dxa"/>
+        <w:tblBorders>
+          <w:top w:val="none" w:color="auto" w:sz="0" w:space="0"/>
+          <w:left w:val="none" w:color="auto" w:sz="0" w:space="0"/>
+          <w:bottom w:val="none" w:color="auto" w:sz="0" w:space="0"/>
+          <w:right w:val="none" w:color="auto" w:sz="0" w:space="0"/>
+          <w:insideH w:val="none" w:color="auto" w:sz="0" w:space="0"/>
+          <w:insideV w:val="none" w:color="auto" w:sz="0" w:space="0"/>
+        </w:tblBorders>
+        <w:shd w:val="clear" w:color="auto" w:fill="auto"/>
+        <w:tblLayout w:type="autofit"/>
+        <w:tblCellMar>
+          <w:top w:w="15" w:type="dxa"/>
+          <w:left w:w="15" w:type="dxa"/>
+          <w:bottom w:w="15" w:type="dxa"/>
+          <w:right w:w="15" w:type="dxa"/>
+        </w:tblCellMar>
+      </w:tblPr>
+      <w:tblGrid>
+        <w:gridCol w:w="798"/>
+        <w:gridCol w:w="3135"/>
+      </w:tblGrid>
+      <w:tr>
+        <w:tblPrEx>
+          <w:tblBorders>
+            <w:top w:val="none" w:color="auto" w:sz="0" w:space="0"/>
+            <w:left w:val="none" w:color="auto" w:sz="0" w:space="0"/>
+            <w:bottom w:val="none" w:color="auto" w:sz="0" w:space="0"/>
+            <w:right w:val="none" w:color="auto" w:sz="0" w:space="0"/>
+            <w:insideH w:val="none" w:color="auto" w:sz="0" w:space="0"/>
+            <w:insideV w:val="none" w:color="auto" w:sz="0" w:space="0"/>
+          </w:tblBorders>
+          <w:shd w:val="clear" w:color="auto" w:fill="auto"/>
+          <w:tblCellMar>
+            <w:top w:w="15" w:type="dxa"/>
+            <w:left w:w="15" w:type="dxa"/>
+            <w:bottom w:w="15" w:type="dxa"/>
+            <w:right w:w="15" w:type="dxa"/>
+          </w:tblCellMar>
+        </w:tblPrEx>
+        <w:trPr>
+          <w:tblHeader/>
+          <w:tblCellSpacing w:w="15" w:type="dxa"/>
+        </w:trPr>
+        <w:tc>
+          <w:tcPr>
+            <w:tcW w:w="0" w:type="auto"/>
+            <w:shd w:val="clear" w:color="auto" w:fill="auto"/>
+            <w:vAlign w:val="center"/>
+          </w:tcPr>
+          <w:p>
+            <w:pPr>
+              <w:keepNext w:val="0"/>
+              <w:keepLines w:val="0"/>
+              <w:widowControl/>
+              <w:suppressLineNumbers w:val="0"/>
+              <w:jc w:val="center"/>
+              <w:rPr>
+                <w:b/>
+                <w:bCs/>
+              </w:rPr>
+            </w:pPr>
+            <w:r>
+              <w:rPr>
+                <w:rFonts w:ascii="宋体" w:hAnsi="宋体" w:eastAsia="宋体" w:cs="宋体"/>
+                <w:b/>
+                <w:bCs/>
+                <w:kern w:val="0"/>
+                <w:sz w:val="24"/>
+                <w:szCs w:val="24"/>
+                <w:lang w:val="en-US" w:eastAsia="zh-CN" w:bidi="ar"/>
+              </w:rPr>
+              <w:t>返回值</w:t>
+            </w:r>
+          </w:p>
+        </w:tc>
+        <w:tc>
+          <w:tcPr>
+            <w:tcW w:w="0" w:type="auto"/>
+            <w:shd w:val="clear" w:color="auto" w:fill="auto"/>
+            <w:vAlign w:val="center"/>
+          </w:tcPr>
+          <w:p>
+            <w:pPr>
+              <w:keepNext w:val="0"/>
+              <w:keepLines w:val="0"/>
+              <w:widowControl/>
+              <w:suppressLineNumbers w:val="0"/>
+              <w:jc w:val="center"/>
+              <w:rPr>
+                <w:b/>
+                <w:bCs/>
+              </w:rPr>
+            </w:pPr>
+            <w:r>
+              <w:rPr>
+                <w:rFonts w:ascii="宋体" w:hAnsi="宋体" w:eastAsia="宋体" w:cs="宋体"/>
+                <w:b/>
+                <w:bCs/>
+                <w:kern w:val="0"/>
+                <w:sz w:val="24"/>
+                <w:szCs w:val="24"/>
+                <w:lang w:val="en-US" w:eastAsia="zh-CN" w:bidi="ar"/>
+              </w:rPr>
+              <w:t>含义</w:t>
+            </w:r>
+          </w:p>
+        </w:tc>
+      </w:tr>
+      <w:tr>
+        <w:tblPrEx>
+          <w:tblBorders>
+            <w:top w:val="none" w:color="auto" w:sz="0" w:space="0"/>
+            <w:left w:val="none" w:color="auto" w:sz="0" w:space="0"/>
+            <w:bottom w:val="none" w:color="auto" w:sz="0" w:space="0"/>
+            <w:right w:val="none" w:color="auto" w:sz="0" w:space="0"/>
+            <w:insideH w:val="none" w:color="auto" w:sz="0" w:space="0"/>
+            <w:insideV w:val="none" w:color="auto" w:sz="0" w:space="0"/>
+          </w:tblBorders>
+          <w:tblCellMar>
+            <w:top w:w="15" w:type="dxa"/>
+            <w:left w:w="15" w:type="dxa"/>
+            <w:bottom w:w="15" w:type="dxa"/>
+            <w:right w:w="15" w:type="dxa"/>
+          </w:tblCellMar>
+        </w:tblPrEx>
+        <w:trPr>
+          <w:tblCellSpacing w:w="15" w:type="dxa"/>
+        </w:trPr>
+        <w:tc>
+          <w:tcPr>
+            <w:tcW w:w="0" w:type="auto"/>
+            <w:shd w:val="clear" w:color="auto" w:fill="auto"/>
+            <w:vAlign w:val="center"/>
+          </w:tcPr>
+          <w:p>
+            <w:pPr>
+              <w:keepNext w:val="0"/>
+              <w:keepLines w:val="0"/>
+              <w:widowControl/>
+              <w:suppressLineNumbers w:val="0"/>
+              <w:jc w:val="left"/>
+            </w:pPr>
+            <w:r>
+              <w:rPr>
+                <w:rStyle w:val="8"/>
+                <w:rFonts w:ascii="宋体" w:hAnsi="宋体" w:eastAsia="宋体" w:cs="宋体"/>
+                <w:kern w:val="0"/>
+                <w:sz w:val="24"/>
+                <w:szCs w:val="24"/>
+                <w:lang w:val="en-US" w:eastAsia="zh-CN" w:bidi="ar"/>
+              </w:rPr>
+              <w:t>0</w:t>
+            </w:r>
+          </w:p>
+        </w:tc>
+        <w:tc>
+          <w:tcPr>
+            <w:tcW w:w="0" w:type="auto"/>
+            <w:shd w:val="clear" w:color="auto" w:fill="auto"/>
+            <w:vAlign w:val="center"/>
+          </w:tcPr>
+          <w:p>
+            <w:pPr>
+              <w:keepNext w:val="0"/>
+              <w:keepLines w:val="0"/>
+              <w:widowControl/>
+              <w:suppressLineNumbers w:val="0"/>
+              <w:jc w:val="left"/>
+            </w:pPr>
+            <w:r>
+              <w:rPr>
+                <w:rFonts w:ascii="宋体" w:hAnsi="宋体" w:eastAsia="宋体" w:cs="宋体"/>
+                <w:kern w:val="0"/>
+                <w:sz w:val="24"/>
+                <w:szCs w:val="24"/>
+                <w:lang w:val="en-US" w:eastAsia="zh-CN" w:bidi="ar"/>
+              </w:rPr>
+              <w:t>解除映射成功</w:t>
+            </w:r>
+          </w:p>
+        </w:tc>
+      </w:tr>
+      <w:tr>
+        <w:tblPrEx>
+          <w:tblBorders>
+            <w:top w:val="none" w:color="auto" w:sz="0" w:space="0"/>
+            <w:left w:val="none" w:color="auto" w:sz="0" w:space="0"/>
+            <w:bottom w:val="none" w:color="auto" w:sz="0" w:space="0"/>
+            <w:right w:val="none" w:color="auto" w:sz="0" w:space="0"/>
+            <w:insideH w:val="none" w:color="auto" w:sz="0" w:space="0"/>
+            <w:insideV w:val="none" w:color="auto" w:sz="0" w:space="0"/>
+          </w:tblBorders>
+          <w:tblCellMar>
+            <w:top w:w="15" w:type="dxa"/>
+            <w:left w:w="15" w:type="dxa"/>
+            <w:bottom w:w="15" w:type="dxa"/>
+            <w:right w:w="15" w:type="dxa"/>
+          </w:tblCellMar>
+        </w:tblPrEx>
+        <w:trPr>
+          <w:tblCellSpacing w:w="15" w:type="dxa"/>
+        </w:trPr>
+        <w:tc>
+          <w:tcPr>
+            <w:tcW w:w="0" w:type="auto"/>
+            <w:shd w:val="clear" w:color="auto" w:fill="auto"/>
+            <w:vAlign w:val="center"/>
+          </w:tcPr>
+          <w:p>
+            <w:pPr>
+              <w:keepNext w:val="0"/>
+              <w:keepLines w:val="0"/>
+              <w:widowControl/>
+              <w:suppressLineNumbers w:val="0"/>
+              <w:jc w:val="left"/>
+            </w:pPr>
+            <w:r>
+              <w:rPr>
+                <w:rStyle w:val="8"/>
+                <w:rFonts w:ascii="宋体" w:hAnsi="宋体" w:eastAsia="宋体" w:cs="宋体"/>
+                <w:kern w:val="0"/>
+                <w:sz w:val="24"/>
+                <w:szCs w:val="24"/>
+                <w:lang w:val="en-US" w:eastAsia="zh-CN" w:bidi="ar"/>
+              </w:rPr>
+              <w:t>-1</w:t>
+            </w:r>
+          </w:p>
+        </w:tc>
+        <w:tc>
+          <w:tcPr>
+            <w:tcW w:w="0" w:type="auto"/>
+            <w:shd w:val="clear" w:color="auto" w:fill="auto"/>
+            <w:vAlign w:val="center"/>
+          </w:tcPr>
+          <w:p>
+            <w:pPr>
+              <w:keepNext w:val="0"/>
+              <w:keepLines w:val="0"/>
+              <w:widowControl/>
+              <w:suppressLineNumbers w:val="0"/>
+              <w:jc w:val="left"/>
+            </w:pPr>
+            <w:r>
+              <w:rPr>
+                <w:rFonts w:ascii="宋体" w:hAnsi="宋体" w:eastAsia="宋体" w:cs="宋体"/>
+                <w:kern w:val="0"/>
+                <w:sz w:val="24"/>
+                <w:szCs w:val="24"/>
+                <w:lang w:val="en-US" w:eastAsia="zh-CN" w:bidi="ar"/>
+              </w:rPr>
+              <w:t>解除映射失败，并设置</w:t>
+            </w:r>
+            <w:r>
+              <w:rPr>
+                <w:rStyle w:val="8"/>
+                <w:rFonts w:ascii="宋体" w:hAnsi="宋体" w:eastAsia="宋体" w:cs="宋体"/>
+                <w:kern w:val="0"/>
+                <w:sz w:val="24"/>
+                <w:szCs w:val="24"/>
+                <w:lang w:val="en-US" w:eastAsia="zh-CN" w:bidi="ar"/>
+              </w:rPr>
+              <w:t>errno</w:t>
+            </w:r>
+          </w:p>
+        </w:tc>
+      </w:tr>
+    </w:tbl>
+    <w:p>
+      <w:pPr>
+        <w:rPr>
+          <w:rFonts w:hint="default"/>
+          <w:lang w:val="en-US" w:eastAsia="zh-CN"/>
+        </w:rPr>
+      </w:pPr>
+    </w:p>
+    <w:p>
+      <w:pPr>
+        <w:pStyle w:val="2"/>
+        <w:numPr>
+          <w:ilvl w:val="0"/>
+          <w:numId w:val="1"/>
+        </w:numPr>
+        <w:bidi w:val="0"/>
+        <w:ind w:left="0" w:leftChars="0" w:firstLine="0" w:firstLineChars="0"/>
+        <w:rPr>
+          <w:rFonts w:hint="default"/>
+          <w:lang w:val="en-US" w:eastAsia="zh-CN"/>
+        </w:rPr>
+      </w:pPr>
+      <w:r>
+        <w:rPr>
+          <w:rFonts w:hint="default"/>
+          <w:lang w:val="en-US" w:eastAsia="zh-CN"/>
+        </w:rPr>
+        <w:t>关闭文件描述符：close()</w:t>
+      </w:r>
+    </w:p>
+    <w:p>
+      <w:pPr>
+        <w:pStyle w:val="2"/>
+        <w:bidi w:val="0"/>
+        <w:rPr>
+          <w:rFonts w:hint="default"/>
+          <w:lang w:val="en-US" w:eastAsia="zh-CN"/>
+        </w:rPr>
+      </w:pPr>
+      <w:r>
+        <w:rPr>
+          <w:rFonts w:hint="default"/>
+          <w:lang w:val="en-US" w:eastAsia="zh-CN"/>
+        </w:rPr>
+        <w:t>#include &lt;unistd.h&gt;</w:t>
+      </w:r>
+    </w:p>
+    <w:p>
+      <w:pPr>
+        <w:pStyle w:val="2"/>
+        <w:bidi w:val="0"/>
+        <w:rPr>
+          <w:rFonts w:hint="default"/>
+          <w:lang w:val="en-US" w:eastAsia="zh-CN"/>
+        </w:rPr>
+      </w:pPr>
+      <w:r>
+        <w:rPr>
+          <w:rFonts w:hint="default"/>
+          <w:lang w:val="en-US" w:eastAsia="zh-CN"/>
+        </w:rPr>
+        <w:t>int close(int fd);</w:t>
+      </w:r>
+    </w:p>
+    <w:tbl>
+      <w:tblPr>
+        <w:tblStyle w:val="5"/>
+        <w:tblW w:w="0" w:type="auto"/>
+        <w:tblCellSpacing w:w="15" w:type="dxa"/>
+        <w:tblInd w:w="0" w:type="dxa"/>
+        <w:tblBorders>
+          <w:top w:val="none" w:color="auto" w:sz="0" w:space="0"/>
+          <w:left w:val="none" w:color="auto" w:sz="0" w:space="0"/>
+          <w:bottom w:val="none" w:color="auto" w:sz="0" w:space="0"/>
+          <w:right w:val="none" w:color="auto" w:sz="0" w:space="0"/>
+          <w:insideH w:val="none" w:color="auto" w:sz="0" w:space="0"/>
+          <w:insideV w:val="none" w:color="auto" w:sz="0" w:space="0"/>
+        </w:tblBorders>
+        <w:shd w:val="clear" w:color="auto" w:fill="auto"/>
+        <w:tblLayout w:type="autofit"/>
+        <w:tblCellMar>
+          <w:top w:w="15" w:type="dxa"/>
+          <w:left w:w="15" w:type="dxa"/>
+          <w:bottom w:w="15" w:type="dxa"/>
+          <w:right w:w="15" w:type="dxa"/>
+        </w:tblCellMar>
+      </w:tblPr>
+      <w:tblGrid>
+        <w:gridCol w:w="798"/>
+        <w:gridCol w:w="2655"/>
+      </w:tblGrid>
+      <w:tr>
+        <w:tblPrEx>
+          <w:tblBorders>
+            <w:top w:val="none" w:color="auto" w:sz="0" w:space="0"/>
+            <w:left w:val="none" w:color="auto" w:sz="0" w:space="0"/>
+            <w:bottom w:val="none" w:color="auto" w:sz="0" w:space="0"/>
+            <w:right w:val="none" w:color="auto" w:sz="0" w:space="0"/>
+            <w:insideH w:val="none" w:color="auto" w:sz="0" w:space="0"/>
+            <w:insideV w:val="none" w:color="auto" w:sz="0" w:space="0"/>
+          </w:tblBorders>
+          <w:shd w:val="clear" w:color="auto" w:fill="auto"/>
+          <w:tblCellMar>
+            <w:top w:w="15" w:type="dxa"/>
+            <w:left w:w="15" w:type="dxa"/>
+            <w:bottom w:w="15" w:type="dxa"/>
+            <w:right w:w="15" w:type="dxa"/>
+          </w:tblCellMar>
+        </w:tblPrEx>
+        <w:trPr>
+          <w:tblHeader/>
+          <w:tblCellSpacing w:w="15" w:type="dxa"/>
+        </w:trPr>
+        <w:tc>
+          <w:tcPr>
+            <w:tcW w:w="0" w:type="auto"/>
+            <w:shd w:val="clear" w:color="auto" w:fill="auto"/>
+            <w:vAlign w:val="center"/>
+          </w:tcPr>
+          <w:p>
+            <w:pPr>
+              <w:keepNext w:val="0"/>
+              <w:keepLines w:val="0"/>
+              <w:widowControl/>
+              <w:suppressLineNumbers w:val="0"/>
+              <w:jc w:val="center"/>
+              <w:rPr>
+                <w:b/>
+                <w:bCs/>
+              </w:rPr>
+            </w:pPr>
+            <w:r>
+              <w:rPr>
+                <w:rFonts w:ascii="宋体" w:hAnsi="宋体" w:eastAsia="宋体" w:cs="宋体"/>
+                <w:b/>
+                <w:bCs/>
+                <w:kern w:val="0"/>
+                <w:sz w:val="24"/>
+                <w:szCs w:val="24"/>
+                <w:lang w:val="en-US" w:eastAsia="zh-CN" w:bidi="ar"/>
+              </w:rPr>
+              <w:t>返回值</w:t>
+            </w:r>
+          </w:p>
+        </w:tc>
+        <w:tc>
+          <w:tcPr>
+            <w:tcW w:w="0" w:type="auto"/>
+            <w:shd w:val="clear" w:color="auto" w:fill="auto"/>
+            <w:vAlign w:val="center"/>
+          </w:tcPr>
+          <w:p>
+            <w:pPr>
+              <w:keepNext w:val="0"/>
+              <w:keepLines w:val="0"/>
+              <w:widowControl/>
+              <w:suppressLineNumbers w:val="0"/>
+              <w:jc w:val="center"/>
+              <w:rPr>
+                <w:b/>
+                <w:bCs/>
+              </w:rPr>
+            </w:pPr>
+            <w:r>
+              <w:rPr>
+                <w:rFonts w:ascii="宋体" w:hAnsi="宋体" w:eastAsia="宋体" w:cs="宋体"/>
+                <w:b/>
+                <w:bCs/>
+                <w:kern w:val="0"/>
+                <w:sz w:val="24"/>
+                <w:szCs w:val="24"/>
+                <w:lang w:val="en-US" w:eastAsia="zh-CN" w:bidi="ar"/>
+              </w:rPr>
+              <w:t>含义</w:t>
+            </w:r>
+          </w:p>
+        </w:tc>
+      </w:tr>
+      <w:tr>
+        <w:tblPrEx>
+          <w:tblBorders>
+            <w:top w:val="none" w:color="auto" w:sz="0" w:space="0"/>
+            <w:left w:val="none" w:color="auto" w:sz="0" w:space="0"/>
+            <w:bottom w:val="none" w:color="auto" w:sz="0" w:space="0"/>
+            <w:right w:val="none" w:color="auto" w:sz="0" w:space="0"/>
+            <w:insideH w:val="none" w:color="auto" w:sz="0" w:space="0"/>
+            <w:insideV w:val="none" w:color="auto" w:sz="0" w:space="0"/>
+          </w:tblBorders>
+          <w:tblCellMar>
+            <w:top w:w="15" w:type="dxa"/>
+            <w:left w:w="15" w:type="dxa"/>
+            <w:bottom w:w="15" w:type="dxa"/>
+            <w:right w:w="15" w:type="dxa"/>
+          </w:tblCellMar>
+        </w:tblPrEx>
+        <w:trPr>
+          <w:tblCellSpacing w:w="15" w:type="dxa"/>
+        </w:trPr>
+        <w:tc>
+          <w:tcPr>
+            <w:tcW w:w="0" w:type="auto"/>
+            <w:shd w:val="clear" w:color="auto" w:fill="auto"/>
+            <w:vAlign w:val="center"/>
+          </w:tcPr>
+          <w:p>
+            <w:pPr>
+              <w:keepNext w:val="0"/>
+              <w:keepLines w:val="0"/>
+              <w:widowControl/>
+              <w:suppressLineNumbers w:val="0"/>
+              <w:jc w:val="left"/>
+            </w:pPr>
+            <w:r>
+              <w:rPr>
+                <w:rStyle w:val="8"/>
+                <w:rFonts w:ascii="宋体" w:hAnsi="宋体" w:eastAsia="宋体" w:cs="宋体"/>
+                <w:kern w:val="0"/>
+                <w:sz w:val="24"/>
+                <w:szCs w:val="24"/>
+                <w:lang w:val="en-US" w:eastAsia="zh-CN" w:bidi="ar"/>
+              </w:rPr>
+              <w:t>0</w:t>
+            </w:r>
+          </w:p>
+        </w:tc>
+        <w:tc>
+          <w:tcPr>
+            <w:tcW w:w="0" w:type="auto"/>
+            <w:shd w:val="clear" w:color="auto" w:fill="auto"/>
+            <w:vAlign w:val="center"/>
+          </w:tcPr>
+          <w:p>
+            <w:pPr>
+              <w:keepNext w:val="0"/>
+              <w:keepLines w:val="0"/>
+              <w:widowControl/>
+              <w:suppressLineNumbers w:val="0"/>
+              <w:jc w:val="left"/>
+            </w:pPr>
+            <w:r>
+              <w:rPr>
+                <w:rFonts w:ascii="宋体" w:hAnsi="宋体" w:eastAsia="宋体" w:cs="宋体"/>
+                <w:kern w:val="0"/>
+                <w:sz w:val="24"/>
+                <w:szCs w:val="24"/>
+                <w:lang w:val="en-US" w:eastAsia="zh-CN" w:bidi="ar"/>
+              </w:rPr>
+              <w:t>关闭成功</w:t>
+            </w:r>
+          </w:p>
+        </w:tc>
+      </w:tr>
+      <w:tr>
+        <w:tblPrEx>
+          <w:tblBorders>
+            <w:top w:val="none" w:color="auto" w:sz="0" w:space="0"/>
+            <w:left w:val="none" w:color="auto" w:sz="0" w:space="0"/>
+            <w:bottom w:val="none" w:color="auto" w:sz="0" w:space="0"/>
+            <w:right w:val="none" w:color="auto" w:sz="0" w:space="0"/>
+            <w:insideH w:val="none" w:color="auto" w:sz="0" w:space="0"/>
+            <w:insideV w:val="none" w:color="auto" w:sz="0" w:space="0"/>
+          </w:tblBorders>
+          <w:shd w:val="clear" w:color="auto" w:fill="auto"/>
+          <w:tblCellMar>
+            <w:top w:w="15" w:type="dxa"/>
+            <w:left w:w="15" w:type="dxa"/>
+            <w:bottom w:w="15" w:type="dxa"/>
+            <w:right w:w="15" w:type="dxa"/>
+          </w:tblCellMar>
+        </w:tblPrEx>
+        <w:trPr>
+          <w:tblCellSpacing w:w="15" w:type="dxa"/>
+        </w:trPr>
+        <w:tc>
+          <w:tcPr>
+            <w:tcW w:w="0" w:type="auto"/>
+            <w:shd w:val="clear" w:color="auto" w:fill="auto"/>
+            <w:vAlign w:val="center"/>
+          </w:tcPr>
+          <w:p>
+            <w:pPr>
+              <w:keepNext w:val="0"/>
+              <w:keepLines w:val="0"/>
+              <w:widowControl/>
+              <w:suppressLineNumbers w:val="0"/>
+              <w:jc w:val="left"/>
+            </w:pPr>
+            <w:r>
+              <w:rPr>
+                <w:rStyle w:val="8"/>
+                <w:rFonts w:ascii="宋体" w:hAnsi="宋体" w:eastAsia="宋体" w:cs="宋体"/>
+                <w:kern w:val="0"/>
+                <w:sz w:val="24"/>
+                <w:szCs w:val="24"/>
+                <w:lang w:val="en-US" w:eastAsia="zh-CN" w:bidi="ar"/>
+              </w:rPr>
+              <w:t>-1</w:t>
+            </w:r>
+          </w:p>
+        </w:tc>
+        <w:tc>
+          <w:tcPr>
+            <w:tcW w:w="0" w:type="auto"/>
+            <w:shd w:val="clear" w:color="auto" w:fill="auto"/>
+            <w:vAlign w:val="center"/>
+          </w:tcPr>
+          <w:p>
+            <w:pPr>
+              <w:keepNext w:val="0"/>
+              <w:keepLines w:val="0"/>
+              <w:widowControl/>
+              <w:suppressLineNumbers w:val="0"/>
+              <w:jc w:val="left"/>
+            </w:pPr>
+            <w:r>
+              <w:rPr>
+                <w:rFonts w:ascii="宋体" w:hAnsi="宋体" w:eastAsia="宋体" w:cs="宋体"/>
+                <w:kern w:val="0"/>
+                <w:sz w:val="24"/>
+                <w:szCs w:val="24"/>
+                <w:lang w:val="en-US" w:eastAsia="zh-CN" w:bidi="ar"/>
+              </w:rPr>
+              <w:t>关闭失败，并设置</w:t>
+            </w:r>
+            <w:r>
+              <w:rPr>
+                <w:rStyle w:val="8"/>
+                <w:rFonts w:ascii="宋体" w:hAnsi="宋体" w:eastAsia="宋体" w:cs="宋体"/>
+                <w:kern w:val="0"/>
+                <w:sz w:val="24"/>
+                <w:szCs w:val="24"/>
+                <w:lang w:val="en-US" w:eastAsia="zh-CN" w:bidi="ar"/>
+              </w:rPr>
+              <w:t>errno</w:t>
+            </w:r>
+          </w:p>
+        </w:tc>
+      </w:tr>
+    </w:tbl>
+    <w:p>
+      <w:pPr>
+        <w:rPr>
+          <w:rFonts w:hint="default"/>
+          <w:lang w:val="en-US" w:eastAsia="zh-CN"/>
+        </w:rPr>
+      </w:pPr>
+    </w:p>
+    <w:p>
+      <w:pPr>
+        <w:pStyle w:val="2"/>
+        <w:numPr>
+          <w:ilvl w:val="0"/>
+          <w:numId w:val="1"/>
+        </w:numPr>
+        <w:bidi w:val="0"/>
+        <w:ind w:left="0" w:leftChars="0" w:firstLine="0" w:firstLineChars="0"/>
+        <w:rPr>
+          <w:rFonts w:hint="default"/>
+          <w:lang w:val="en-US" w:eastAsia="zh-CN"/>
+        </w:rPr>
+      </w:pPr>
+      <w:r>
+        <w:rPr>
+          <w:rFonts w:hint="default"/>
+          <w:lang w:val="en-US" w:eastAsia="zh-CN"/>
+        </w:rPr>
+        <w:t>删除共享内存对象：shm_unlink()</w:t>
+      </w:r>
+    </w:p>
+    <w:p>
+      <w:pPr>
+        <w:pStyle w:val="2"/>
+        <w:bidi w:val="0"/>
+        <w:rPr>
+          <w:rFonts w:hint="default"/>
+          <w:lang w:val="en-US" w:eastAsia="zh-CN"/>
+        </w:rPr>
+      </w:pPr>
+      <w:r>
+        <w:rPr>
+          <w:rFonts w:hint="default"/>
+          <w:lang w:val="en-US" w:eastAsia="zh-CN"/>
+        </w:rPr>
+        <w:t>#include &lt;sys/mman.h&gt;</w:t>
+      </w:r>
+    </w:p>
+    <w:p>
+      <w:pPr>
+        <w:pStyle w:val="2"/>
+        <w:bidi w:val="0"/>
+        <w:rPr>
+          <w:rFonts w:hint="default"/>
+          <w:lang w:val="en-US" w:eastAsia="zh-CN"/>
+        </w:rPr>
+      </w:pPr>
+      <w:r>
+        <w:rPr>
+          <w:rFonts w:hint="default"/>
+          <w:lang w:val="en-US" w:eastAsia="zh-CN"/>
+        </w:rPr>
+        <w:t>int shm_unlink(const char *name);</w:t>
+      </w:r>
+    </w:p>
+    <w:p>
+      <w:pPr>
+        <w:rPr>
+          <w:rFonts w:hint="eastAsia"/>
+          <w:lang w:val="en-US" w:eastAsia="zh-CN"/>
+        </w:rPr>
+      </w:pPr>
+      <w:r>
+        <w:rPr>
+          <w:rFonts w:hint="eastAsia"/>
+          <w:lang w:val="en-US" w:eastAsia="zh-CN"/>
+        </w:rPr>
+        <w:t>入参1：</w:t>
+      </w:r>
+      <w:r>
+        <w:rPr>
+          <w:rFonts w:hint="default"/>
+          <w:lang w:val="en-US" w:eastAsia="zh-CN"/>
+        </w:rPr>
+        <w:t>const char *name</w:t>
+      </w:r>
+      <w:r>
+        <w:rPr>
+          <w:rFonts w:hint="eastAsia"/>
+          <w:lang w:val="en-US" w:eastAsia="zh-CN"/>
+        </w:rPr>
+        <w:t xml:space="preserve"> 共享内存文件名</w:t>
+      </w:r>
+    </w:p>
+    <w:p>
+      <w:pPr>
+        <w:rPr>
+          <w:rFonts w:hint="eastAsia"/>
+          <w:lang w:val="en-US" w:eastAsia="zh-CN"/>
+        </w:rPr>
+      </w:pPr>
+    </w:p>
+    <w:tbl>
+      <w:tblPr>
+        <w:tblStyle w:val="5"/>
+        <w:tblW w:w="0" w:type="auto"/>
+        <w:tblCellSpacing w:w="15" w:type="dxa"/>
+        <w:tblInd w:w="0" w:type="dxa"/>
+        <w:tblBorders>
+          <w:top w:val="none" w:color="auto" w:sz="0" w:space="0"/>
+          <w:left w:val="none" w:color="auto" w:sz="0" w:space="0"/>
+          <w:bottom w:val="none" w:color="auto" w:sz="0" w:space="0"/>
+          <w:right w:val="none" w:color="auto" w:sz="0" w:space="0"/>
+          <w:insideH w:val="none" w:color="auto" w:sz="0" w:space="0"/>
+          <w:insideV w:val="none" w:color="auto" w:sz="0" w:space="0"/>
+        </w:tblBorders>
+        <w:shd w:val="clear" w:color="auto" w:fill="auto"/>
+        <w:tblLayout w:type="autofit"/>
+        <w:tblCellMar>
+          <w:top w:w="15" w:type="dxa"/>
+          <w:left w:w="15" w:type="dxa"/>
+          <w:bottom w:w="15" w:type="dxa"/>
+          <w:right w:w="15" w:type="dxa"/>
+        </w:tblCellMar>
+      </w:tblPr>
+      <w:tblGrid>
+        <w:gridCol w:w="798"/>
+        <w:gridCol w:w="2655"/>
+      </w:tblGrid>
+      <w:tr>
+        <w:tblPrEx>
+          <w:tblBorders>
+            <w:top w:val="none" w:color="auto" w:sz="0" w:space="0"/>
+            <w:left w:val="none" w:color="auto" w:sz="0" w:space="0"/>
+            <w:bottom w:val="none" w:color="auto" w:sz="0" w:space="0"/>
+            <w:right w:val="none" w:color="auto" w:sz="0" w:space="0"/>
+            <w:insideH w:val="none" w:color="auto" w:sz="0" w:space="0"/>
+            <w:insideV w:val="none" w:color="auto" w:sz="0" w:space="0"/>
+          </w:tblBorders>
+          <w:shd w:val="clear" w:color="auto" w:fill="auto"/>
+          <w:tblCellMar>
+            <w:top w:w="15" w:type="dxa"/>
+            <w:left w:w="15" w:type="dxa"/>
+            <w:bottom w:w="15" w:type="dxa"/>
+            <w:right w:w="15" w:type="dxa"/>
+          </w:tblCellMar>
+        </w:tblPrEx>
+        <w:trPr>
+          <w:tblHeader/>
+          <w:tblCellSpacing w:w="15" w:type="dxa"/>
+        </w:trPr>
+        <w:tc>
+          <w:tcPr>
+            <w:tcW w:w="0" w:type="auto"/>
+            <w:shd w:val="clear" w:color="auto" w:fill="auto"/>
+            <w:vAlign w:val="center"/>
+          </w:tcPr>
+          <w:p>
+            <w:pPr>
+              <w:keepNext w:val="0"/>
+              <w:keepLines w:val="0"/>
+              <w:widowControl/>
+              <w:suppressLineNumbers w:val="0"/>
+              <w:jc w:val="center"/>
+              <w:rPr>
+                <w:b/>
+                <w:bCs/>
+              </w:rPr>
+            </w:pPr>
+            <w:r>
+              <w:rPr>
+                <w:rFonts w:ascii="宋体" w:hAnsi="宋体" w:eastAsia="宋体" w:cs="宋体"/>
+                <w:b/>
+                <w:bCs/>
+                <w:kern w:val="0"/>
+                <w:sz w:val="24"/>
+                <w:szCs w:val="24"/>
+                <w:lang w:val="en-US" w:eastAsia="zh-CN" w:bidi="ar"/>
+              </w:rPr>
+              <w:t>返回值</w:t>
+            </w:r>
+          </w:p>
+        </w:tc>
+        <w:tc>
+          <w:tcPr>
+            <w:tcW w:w="0" w:type="auto"/>
+            <w:shd w:val="clear" w:color="auto" w:fill="auto"/>
+            <w:vAlign w:val="center"/>
+          </w:tcPr>
+          <w:p>
+            <w:pPr>
+              <w:keepNext w:val="0"/>
+              <w:keepLines w:val="0"/>
+              <w:widowControl/>
+              <w:suppressLineNumbers w:val="0"/>
+              <w:jc w:val="center"/>
+              <w:rPr>
+                <w:b/>
+                <w:bCs/>
+              </w:rPr>
+            </w:pPr>
+            <w:r>
+              <w:rPr>
+                <w:rFonts w:ascii="宋体" w:hAnsi="宋体" w:eastAsia="宋体" w:cs="宋体"/>
+                <w:b/>
+                <w:bCs/>
+                <w:kern w:val="0"/>
+                <w:sz w:val="24"/>
+                <w:szCs w:val="24"/>
+                <w:lang w:val="en-US" w:eastAsia="zh-CN" w:bidi="ar"/>
+              </w:rPr>
+              <w:t>含义</w:t>
+            </w:r>
+          </w:p>
+        </w:tc>
+      </w:tr>
+      <w:tr>
+        <w:tblPrEx>
+          <w:tblBorders>
+            <w:top w:val="none" w:color="auto" w:sz="0" w:space="0"/>
+            <w:left w:val="none" w:color="auto" w:sz="0" w:space="0"/>
+            <w:bottom w:val="none" w:color="auto" w:sz="0" w:space="0"/>
+            <w:right w:val="none" w:color="auto" w:sz="0" w:space="0"/>
+            <w:insideH w:val="none" w:color="auto" w:sz="0" w:space="0"/>
+            <w:insideV w:val="none" w:color="auto" w:sz="0" w:space="0"/>
+          </w:tblBorders>
+          <w:shd w:val="clear" w:color="auto" w:fill="auto"/>
+          <w:tblCellMar>
+            <w:top w:w="15" w:type="dxa"/>
+            <w:left w:w="15" w:type="dxa"/>
+            <w:bottom w:w="15" w:type="dxa"/>
+            <w:right w:w="15" w:type="dxa"/>
+          </w:tblCellMar>
+        </w:tblPrEx>
+        <w:trPr>
+          <w:tblCellSpacing w:w="15" w:type="dxa"/>
+        </w:trPr>
+        <w:tc>
+          <w:tcPr>
+            <w:tcW w:w="0" w:type="auto"/>
+            <w:shd w:val="clear" w:color="auto" w:fill="auto"/>
+            <w:vAlign w:val="center"/>
+          </w:tcPr>
+          <w:p>
+            <w:pPr>
+              <w:keepNext w:val="0"/>
+              <w:keepLines w:val="0"/>
+              <w:widowControl/>
+              <w:suppressLineNumbers w:val="0"/>
+              <w:jc w:val="left"/>
+            </w:pPr>
+            <w:r>
+              <w:rPr>
+                <w:rStyle w:val="8"/>
+                <w:rFonts w:ascii="宋体" w:hAnsi="宋体" w:eastAsia="宋体" w:cs="宋体"/>
+                <w:kern w:val="0"/>
+                <w:sz w:val="24"/>
+                <w:szCs w:val="24"/>
+                <w:lang w:val="en-US" w:eastAsia="zh-CN" w:bidi="ar"/>
+              </w:rPr>
+              <w:t>0</w:t>
+            </w:r>
+          </w:p>
+        </w:tc>
+        <w:tc>
+          <w:tcPr>
+            <w:tcW w:w="0" w:type="auto"/>
+            <w:shd w:val="clear" w:color="auto" w:fill="auto"/>
+            <w:vAlign w:val="center"/>
+          </w:tcPr>
+          <w:p>
+            <w:pPr>
+              <w:keepNext w:val="0"/>
+              <w:keepLines w:val="0"/>
+              <w:widowControl/>
+              <w:suppressLineNumbers w:val="0"/>
+              <w:jc w:val="left"/>
+            </w:pPr>
+            <w:r>
+              <w:rPr>
+                <w:rFonts w:ascii="宋体" w:hAnsi="宋体" w:eastAsia="宋体" w:cs="宋体"/>
+                <w:kern w:val="0"/>
+                <w:sz w:val="24"/>
+                <w:szCs w:val="24"/>
+                <w:lang w:val="en-US" w:eastAsia="zh-CN" w:bidi="ar"/>
+              </w:rPr>
+              <w:t>删除名称成功</w:t>
+            </w:r>
+          </w:p>
+        </w:tc>
+      </w:tr>
+      <w:tr>
+        <w:tblPrEx>
+          <w:tblBorders>
+            <w:top w:val="none" w:color="auto" w:sz="0" w:space="0"/>
+            <w:left w:val="none" w:color="auto" w:sz="0" w:space="0"/>
+            <w:bottom w:val="none" w:color="auto" w:sz="0" w:space="0"/>
+            <w:right w:val="none" w:color="auto" w:sz="0" w:space="0"/>
+            <w:insideH w:val="none" w:color="auto" w:sz="0" w:space="0"/>
+            <w:insideV w:val="none" w:color="auto" w:sz="0" w:space="0"/>
+          </w:tblBorders>
+          <w:shd w:val="clear" w:color="auto" w:fill="auto"/>
+          <w:tblCellMar>
+            <w:top w:w="15" w:type="dxa"/>
+            <w:left w:w="15" w:type="dxa"/>
+            <w:bottom w:w="15" w:type="dxa"/>
+            <w:right w:w="15" w:type="dxa"/>
+          </w:tblCellMar>
+        </w:tblPrEx>
+        <w:trPr>
+          <w:tblCellSpacing w:w="15" w:type="dxa"/>
+        </w:trPr>
+        <w:tc>
+          <w:tcPr>
+            <w:tcW w:w="0" w:type="auto"/>
+            <w:shd w:val="clear" w:color="auto" w:fill="auto"/>
+            <w:vAlign w:val="center"/>
+          </w:tcPr>
+          <w:p>
+            <w:pPr>
+              <w:keepNext w:val="0"/>
+              <w:keepLines w:val="0"/>
+              <w:widowControl/>
+              <w:suppressLineNumbers w:val="0"/>
+              <w:jc w:val="left"/>
+            </w:pPr>
+            <w:r>
+              <w:rPr>
+                <w:rStyle w:val="8"/>
+                <w:rFonts w:ascii="宋体" w:hAnsi="宋体" w:eastAsia="宋体" w:cs="宋体"/>
+                <w:kern w:val="0"/>
+                <w:sz w:val="24"/>
+                <w:szCs w:val="24"/>
+                <w:lang w:val="en-US" w:eastAsia="zh-CN" w:bidi="ar"/>
+              </w:rPr>
+              <w:t>-1</w:t>
+            </w:r>
+          </w:p>
+        </w:tc>
+        <w:tc>
+          <w:tcPr>
+            <w:tcW w:w="0" w:type="auto"/>
+            <w:shd w:val="clear" w:color="auto" w:fill="auto"/>
+            <w:vAlign w:val="center"/>
+          </w:tcPr>
+          <w:p>
+            <w:pPr>
+              <w:keepNext w:val="0"/>
+              <w:keepLines w:val="0"/>
+              <w:widowControl/>
+              <w:suppressLineNumbers w:val="0"/>
+              <w:jc w:val="left"/>
+            </w:pPr>
+            <w:r>
+              <w:rPr>
+                <w:rFonts w:ascii="宋体" w:hAnsi="宋体" w:eastAsia="宋体" w:cs="宋体"/>
+                <w:kern w:val="0"/>
+                <w:sz w:val="24"/>
+                <w:szCs w:val="24"/>
+                <w:lang w:val="en-US" w:eastAsia="zh-CN" w:bidi="ar"/>
+              </w:rPr>
+              <w:t>删除失败，并设置</w:t>
+            </w:r>
+            <w:r>
+              <w:rPr>
+                <w:rStyle w:val="8"/>
+                <w:rFonts w:ascii="宋体" w:hAnsi="宋体" w:eastAsia="宋体" w:cs="宋体"/>
+                <w:kern w:val="0"/>
+                <w:sz w:val="24"/>
+                <w:szCs w:val="24"/>
+                <w:lang w:val="en-US" w:eastAsia="zh-CN" w:bidi="ar"/>
+              </w:rPr>
+              <w:t>errno</w:t>
+            </w:r>
+          </w:p>
+        </w:tc>
+      </w:tr>
+    </w:tbl>
+    <w:p>
+      <w:pPr>
+        <w:rPr>
+          <w:rFonts w:hint="default"/>
+          <w:lang w:val="en-US" w:eastAsia="zh-CN"/>
+        </w:rPr>
+      </w:pPr>
+    </w:p>
+    <w:p>
+      <w:pPr>
+        <w:rPr>
+          <w:rFonts w:hint="default"/>
+          <w:lang w:val="en-US" w:eastAsia="zh-CN"/>
+        </w:rPr>
+      </w:pPr>
+    </w:p>
+    <w:p>
+      <w:pPr>
+        <w:numPr>
+          <w:ilvl w:val="0"/>
+          <w:numId w:val="0"/>
+        </w:numPr>
+        <w:ind w:leftChars="0"/>
+        <w:rPr>
+          <w:rFonts w:hint="default"/>
+          <w:lang w:val="en-US" w:eastAsia="zh-CN"/>
+        </w:rPr>
+      </w:pPr>
+    </w:p>
+    <w:p>
+      <w:pPr>
+        <w:widowControl w:val="0"/>
+        <w:numPr>
+          <w:ilvl w:val="0"/>
+          <w:numId w:val="0"/>
+        </w:numPr>
+        <w:jc w:val="both"/>
+        <w:rPr>
+          <w:rFonts w:hint="default"/>
+          <w:lang w:val="en-US" w:eastAsia="zh-CN"/>
+        </w:rPr>
+      </w:pPr>
     </w:p>
     <w:tbl>
       <w:tblPr>
@@ -688,8 +4149,9 @@
         </w:tblCellMar>
       </w:tblPr>
       <w:tblGrid>
-        <w:gridCol w:w="557"/>
-        <w:gridCol w:w="3195"/>
+        <w:gridCol w:w="1755"/>
+        <w:gridCol w:w="2460"/>
+        <w:gridCol w:w="2955"/>
       </w:tblGrid>
       <w:tr>
         <w:tblPrEx>
@@ -741,7 +4203,7 @@
                 <w:szCs w:val="24"/>
                 <w:lang w:val="en-US" w:eastAsia="zh-CN" w:bidi="ar"/>
               </w:rPr>
-              <w:t>权限</w:t>
+              <w:t>操作</w:t>
             </w:r>
           </w:p>
         </w:tc>
@@ -773,7 +4235,39 @@
                 <w:szCs w:val="24"/>
                 <w:lang w:val="en-US" w:eastAsia="zh-CN" w:bidi="ar"/>
               </w:rPr>
-              <w:t>含义</w:t>
+              <w:t>谁执行</w:t>
+            </w:r>
+          </w:p>
+        </w:tc>
+        <w:tc>
+          <w:tcPr>
+            <w:tcW w:w="0" w:type="auto"/>
+            <w:shd w:val="clear"/>
+            <w:vAlign w:val="center"/>
+          </w:tcPr>
+          <w:p>
+            <w:pPr>
+              <w:keepNext w:val="0"/>
+              <w:keepLines w:val="0"/>
+              <w:widowControl/>
+              <w:suppressLineNumbers w:val="0"/>
+              <w:jc w:val="center"/>
+              <w:rPr>
+                <w:b/>
+                <w:bCs/>
+              </w:rPr>
+            </w:pPr>
+            <w:r>
+              <w:rPr>
+                <w:rFonts w:ascii="宋体" w:hAnsi="宋体" w:eastAsia="宋体" w:cs="宋体"/>
+                <w:b/>
+                <w:bCs/>
+                <w:kern w:val="0"/>
+                <w:sz w:val="24"/>
+                <w:szCs w:val="24"/>
+                <w:lang w:val="en-US" w:eastAsia="zh-CN" w:bidi="ar"/>
+              </w:rPr>
+              <w:t>说明</w:t>
             </w:r>
           </w:p>
         </w:tc>
@@ -822,7 +4316,17 @@
                 <w:szCs w:val="24"/>
                 <w:lang w:val="en-US" w:eastAsia="zh-CN" w:bidi="ar"/>
               </w:rPr>
-              <w:t>0600</w:t>
+              <w:t>shm_open()</w:t>
+            </w:r>
+            <w:r>
+              <w:rPr>
+                <w:rFonts w:ascii="宋体" w:hAnsi="宋体" w:eastAsia="宋体" w:cs="宋体"/>
+                <w:kern w:val="0"/>
+                <w:sz w:val="24"/>
+                <w:szCs w:val="24"/>
+                <w:lang w:val="en-US" w:eastAsia="zh-CN" w:bidi="ar"/>
+              </w:rPr>
+              <w:t>创建</w:t>
             </w:r>
           </w:p>
         </w:tc>
@@ -848,7 +4352,364 @@
                 <w:szCs w:val="24"/>
                 <w:lang w:val="en-US" w:eastAsia="zh-CN" w:bidi="ar"/>
               </w:rPr>
-              <w:t>只有当前用户可以读写</w:t>
+              <w:t>一个创建进程</w:t>
+            </w:r>
+          </w:p>
+        </w:tc>
+        <w:tc>
+          <w:tcPr>
+            <w:tcW w:w="0" w:type="auto"/>
+            <w:shd w:val="clear"/>
+            <w:vAlign w:val="center"/>
+          </w:tcPr>
+          <w:p>
+            <w:pPr>
+              <w:keepNext w:val="0"/>
+              <w:keepLines w:val="0"/>
+              <w:widowControl/>
+              <w:suppressLineNumbers w:val="0"/>
+              <w:jc w:val="left"/>
+            </w:pPr>
+            <w:r>
+              <w:rPr>
+                <w:rFonts w:ascii="宋体" w:hAnsi="宋体" w:eastAsia="宋体" w:cs="宋体"/>
+                <w:kern w:val="0"/>
+                <w:sz w:val="24"/>
+                <w:szCs w:val="24"/>
+                <w:lang w:val="en-US" w:eastAsia="zh-CN" w:bidi="ar"/>
+              </w:rPr>
+              <w:t>使用</w:t>
+            </w:r>
+            <w:r>
+              <w:rPr>
+                <w:rStyle w:val="8"/>
+                <w:rFonts w:ascii="宋体" w:hAnsi="宋体" w:eastAsia="宋体" w:cs="宋体"/>
+                <w:kern w:val="0"/>
+                <w:sz w:val="24"/>
+                <w:szCs w:val="24"/>
+                <w:lang w:val="en-US" w:eastAsia="zh-CN" w:bidi="ar"/>
+              </w:rPr>
+              <w:t>O_CREAT</w:t>
+            </w:r>
+            <w:r>
+              <w:rPr>
+                <w:rFonts w:ascii="宋体" w:hAnsi="宋体" w:eastAsia="宋体" w:cs="宋体"/>
+                <w:kern w:val="0"/>
+                <w:sz w:val="24"/>
+                <w:szCs w:val="24"/>
+                <w:lang w:val="en-US" w:eastAsia="zh-CN" w:bidi="ar"/>
+              </w:rPr>
+              <w:t>创建共享内存</w:t>
+            </w:r>
+          </w:p>
+        </w:tc>
+      </w:tr>
+      <w:tr>
+        <w:tblPrEx>
+          <w:tblBorders>
+            <w:top w:val="none" w:color="auto" w:sz="0" w:space="0"/>
+            <w:left w:val="none" w:color="auto" w:sz="0" w:space="0"/>
+            <w:bottom w:val="none" w:color="auto" w:sz="0" w:space="0"/>
+            <w:right w:val="none" w:color="auto" w:sz="0" w:space="0"/>
+            <w:insideH w:val="none" w:color="auto" w:sz="0" w:space="0"/>
+            <w:insideV w:val="none" w:color="auto" w:sz="0" w:space="0"/>
+          </w:tblBorders>
+          <w:tblCellMar>
+            <w:top w:w="15" w:type="dxa"/>
+            <w:left w:w="15" w:type="dxa"/>
+            <w:bottom w:w="15" w:type="dxa"/>
+            <w:right w:w="15" w:type="dxa"/>
+          </w:tblCellMar>
+        </w:tblPrEx>
+        <w:trPr>
+          <w:tblCellSpacing w:w="15" w:type="dxa"/>
+        </w:trPr>
+        <w:tc>
+          <w:tcPr>
+            <w:tcW w:w="0" w:type="auto"/>
+            <w:shd w:val="clear"/>
+            <w:vAlign w:val="center"/>
+          </w:tcPr>
+          <w:p>
+            <w:pPr>
+              <w:keepNext w:val="0"/>
+              <w:keepLines w:val="0"/>
+              <w:widowControl/>
+              <w:suppressLineNumbers w:val="0"/>
+              <w:jc w:val="left"/>
+            </w:pPr>
+            <w:r>
+              <w:rPr>
+                <w:rStyle w:val="8"/>
+                <w:rFonts w:ascii="宋体" w:hAnsi="宋体" w:eastAsia="宋体" w:cs="宋体"/>
+                <w:kern w:val="0"/>
+                <w:sz w:val="24"/>
+                <w:szCs w:val="24"/>
+                <w:lang w:val="en-US" w:eastAsia="zh-CN" w:bidi="ar"/>
+              </w:rPr>
+              <w:t>shm_open()</w:t>
+            </w:r>
+            <w:r>
+              <w:rPr>
+                <w:rFonts w:ascii="宋体" w:hAnsi="宋体" w:eastAsia="宋体" w:cs="宋体"/>
+                <w:kern w:val="0"/>
+                <w:sz w:val="24"/>
+                <w:szCs w:val="24"/>
+                <w:lang w:val="en-US" w:eastAsia="zh-CN" w:bidi="ar"/>
+              </w:rPr>
+              <w:t>打开</w:t>
+            </w:r>
+          </w:p>
+        </w:tc>
+        <w:tc>
+          <w:tcPr>
+            <w:tcW w:w="0" w:type="auto"/>
+            <w:shd w:val="clear"/>
+            <w:vAlign w:val="center"/>
+          </w:tcPr>
+          <w:p>
+            <w:pPr>
+              <w:keepNext w:val="0"/>
+              <w:keepLines w:val="0"/>
+              <w:widowControl/>
+              <w:suppressLineNumbers w:val="0"/>
+              <w:jc w:val="left"/>
+            </w:pPr>
+            <w:r>
+              <w:rPr>
+                <w:rFonts w:ascii="宋体" w:hAnsi="宋体" w:eastAsia="宋体" w:cs="宋体"/>
+                <w:kern w:val="0"/>
+                <w:sz w:val="24"/>
+                <w:szCs w:val="24"/>
+                <w:lang w:val="en-US" w:eastAsia="zh-CN" w:bidi="ar"/>
+              </w:rPr>
+              <w:t>每个使用进程</w:t>
+            </w:r>
+          </w:p>
+        </w:tc>
+        <w:tc>
+          <w:tcPr>
+            <w:tcW w:w="0" w:type="auto"/>
+            <w:shd w:val="clear"/>
+            <w:vAlign w:val="center"/>
+          </w:tcPr>
+          <w:p>
+            <w:pPr>
+              <w:keepNext w:val="0"/>
+              <w:keepLines w:val="0"/>
+              <w:widowControl/>
+              <w:suppressLineNumbers w:val="0"/>
+              <w:jc w:val="left"/>
+            </w:pPr>
+            <w:r>
+              <w:rPr>
+                <w:rFonts w:ascii="宋体" w:hAnsi="宋体" w:eastAsia="宋体" w:cs="宋体"/>
+                <w:kern w:val="0"/>
+                <w:sz w:val="24"/>
+                <w:szCs w:val="24"/>
+                <w:lang w:val="en-US" w:eastAsia="zh-CN" w:bidi="ar"/>
+              </w:rPr>
+              <w:t>各自获得文件描述符</w:t>
+            </w:r>
+          </w:p>
+        </w:tc>
+      </w:tr>
+      <w:tr>
+        <w:tblPrEx>
+          <w:tblBorders>
+            <w:top w:val="none" w:color="auto" w:sz="0" w:space="0"/>
+            <w:left w:val="none" w:color="auto" w:sz="0" w:space="0"/>
+            <w:bottom w:val="none" w:color="auto" w:sz="0" w:space="0"/>
+            <w:right w:val="none" w:color="auto" w:sz="0" w:space="0"/>
+            <w:insideH w:val="none" w:color="auto" w:sz="0" w:space="0"/>
+            <w:insideV w:val="none" w:color="auto" w:sz="0" w:space="0"/>
+          </w:tblBorders>
+          <w:tblCellMar>
+            <w:top w:w="15" w:type="dxa"/>
+            <w:left w:w="15" w:type="dxa"/>
+            <w:bottom w:w="15" w:type="dxa"/>
+            <w:right w:w="15" w:type="dxa"/>
+          </w:tblCellMar>
+        </w:tblPrEx>
+        <w:trPr>
+          <w:tblCellSpacing w:w="15" w:type="dxa"/>
+        </w:trPr>
+        <w:tc>
+          <w:tcPr>
+            <w:tcW w:w="0" w:type="auto"/>
+            <w:shd w:val="clear"/>
+            <w:vAlign w:val="center"/>
+          </w:tcPr>
+          <w:p>
+            <w:pPr>
+              <w:keepNext w:val="0"/>
+              <w:keepLines w:val="0"/>
+              <w:widowControl/>
+              <w:suppressLineNumbers w:val="0"/>
+              <w:jc w:val="left"/>
+            </w:pPr>
+            <w:r>
+              <w:rPr>
+                <w:rStyle w:val="8"/>
+                <w:rFonts w:ascii="宋体" w:hAnsi="宋体" w:eastAsia="宋体" w:cs="宋体"/>
+                <w:kern w:val="0"/>
+                <w:sz w:val="24"/>
+                <w:szCs w:val="24"/>
+                <w:lang w:val="en-US" w:eastAsia="zh-CN" w:bidi="ar"/>
+              </w:rPr>
+              <w:t>ftruncate()</w:t>
+            </w:r>
+          </w:p>
+        </w:tc>
+        <w:tc>
+          <w:tcPr>
+            <w:tcW w:w="0" w:type="auto"/>
+            <w:shd w:val="clear"/>
+            <w:vAlign w:val="center"/>
+          </w:tcPr>
+          <w:p>
+            <w:pPr>
+              <w:keepNext w:val="0"/>
+              <w:keepLines w:val="0"/>
+              <w:widowControl/>
+              <w:suppressLineNumbers w:val="0"/>
+              <w:jc w:val="left"/>
+            </w:pPr>
+            <w:r>
+              <w:rPr>
+                <w:rFonts w:ascii="宋体" w:hAnsi="宋体" w:eastAsia="宋体" w:cs="宋体"/>
+                <w:kern w:val="0"/>
+                <w:sz w:val="24"/>
+                <w:szCs w:val="24"/>
+                <w:lang w:val="en-US" w:eastAsia="zh-CN" w:bidi="ar"/>
+              </w:rPr>
+              <w:t>通常只由创建进程执行</w:t>
+            </w:r>
+          </w:p>
+        </w:tc>
+        <w:tc>
+          <w:tcPr>
+            <w:tcW w:w="0" w:type="auto"/>
+            <w:shd w:val="clear"/>
+            <w:vAlign w:val="center"/>
+          </w:tcPr>
+          <w:p>
+            <w:pPr>
+              <w:keepNext w:val="0"/>
+              <w:keepLines w:val="0"/>
+              <w:widowControl/>
+              <w:suppressLineNumbers w:val="0"/>
+              <w:jc w:val="left"/>
+            </w:pPr>
+            <w:r>
+              <w:rPr>
+                <w:rFonts w:ascii="宋体" w:hAnsi="宋体" w:eastAsia="宋体" w:cs="宋体"/>
+                <w:kern w:val="0"/>
+                <w:sz w:val="24"/>
+                <w:szCs w:val="24"/>
+                <w:lang w:val="en-US" w:eastAsia="zh-CN" w:bidi="ar"/>
+              </w:rPr>
+              <w:t>统一设置共享内存大小</w:t>
+            </w:r>
+          </w:p>
+        </w:tc>
+      </w:tr>
+      <w:tr>
+        <w:tblPrEx>
+          <w:tblBorders>
+            <w:top w:val="none" w:color="auto" w:sz="0" w:space="0"/>
+            <w:left w:val="none" w:color="auto" w:sz="0" w:space="0"/>
+            <w:bottom w:val="none" w:color="auto" w:sz="0" w:space="0"/>
+            <w:right w:val="none" w:color="auto" w:sz="0" w:space="0"/>
+            <w:insideH w:val="none" w:color="auto" w:sz="0" w:space="0"/>
+            <w:insideV w:val="none" w:color="auto" w:sz="0" w:space="0"/>
+          </w:tblBorders>
+          <w:tblCellMar>
+            <w:top w:w="15" w:type="dxa"/>
+            <w:left w:w="15" w:type="dxa"/>
+            <w:bottom w:w="15" w:type="dxa"/>
+            <w:right w:w="15" w:type="dxa"/>
+          </w:tblCellMar>
+        </w:tblPrEx>
+        <w:trPr>
+          <w:tblCellSpacing w:w="15" w:type="dxa"/>
+        </w:trPr>
+        <w:tc>
+          <w:tcPr>
+            <w:tcW w:w="0" w:type="auto"/>
+            <w:shd w:val="clear"/>
+            <w:vAlign w:val="center"/>
+          </w:tcPr>
+          <w:p>
+            <w:pPr>
+              <w:keepNext w:val="0"/>
+              <w:keepLines w:val="0"/>
+              <w:widowControl/>
+              <w:suppressLineNumbers w:val="0"/>
+              <w:jc w:val="left"/>
+            </w:pPr>
+            <w:r>
+              <w:rPr>
+                <w:rStyle w:val="8"/>
+                <w:rFonts w:ascii="宋体" w:hAnsi="宋体" w:eastAsia="宋体" w:cs="宋体"/>
+                <w:kern w:val="0"/>
+                <w:sz w:val="24"/>
+                <w:szCs w:val="24"/>
+                <w:lang w:val="en-US" w:eastAsia="zh-CN" w:bidi="ar"/>
+              </w:rPr>
+              <w:t>mmap()</w:t>
+            </w:r>
+          </w:p>
+        </w:tc>
+        <w:tc>
+          <w:tcPr>
+            <w:tcW w:w="0" w:type="auto"/>
+            <w:shd w:val="clear"/>
+            <w:vAlign w:val="center"/>
+          </w:tcPr>
+          <w:p>
+            <w:pPr>
+              <w:keepNext w:val="0"/>
+              <w:keepLines w:val="0"/>
+              <w:widowControl/>
+              <w:suppressLineNumbers w:val="0"/>
+              <w:jc w:val="left"/>
+            </w:pPr>
+            <w:r>
+              <w:rPr>
+                <w:rFonts w:ascii="宋体" w:hAnsi="宋体" w:eastAsia="宋体" w:cs="宋体"/>
+                <w:kern w:val="0"/>
+                <w:sz w:val="24"/>
+                <w:szCs w:val="24"/>
+                <w:lang w:val="en-US" w:eastAsia="zh-CN" w:bidi="ar"/>
+              </w:rPr>
+              <w:t>每个进程</w:t>
+            </w:r>
+          </w:p>
+        </w:tc>
+        <w:tc>
+          <w:tcPr>
+            <w:tcW w:w="0" w:type="auto"/>
+            <w:shd w:val="clear"/>
+            <w:vAlign w:val="center"/>
+          </w:tcPr>
+          <w:p>
+            <w:pPr>
+              <w:keepNext w:val="0"/>
+              <w:keepLines w:val="0"/>
+              <w:widowControl/>
+              <w:suppressLineNumbers w:val="0"/>
+              <w:jc w:val="left"/>
+            </w:pPr>
+            <w:r>
+              <w:rPr>
+                <w:rFonts w:ascii="宋体" w:hAnsi="宋体" w:eastAsia="宋体" w:cs="宋体"/>
+                <w:kern w:val="0"/>
+                <w:sz w:val="24"/>
+                <w:szCs w:val="24"/>
+                <w:lang w:val="en-US" w:eastAsia="zh-CN" w:bidi="ar"/>
+              </w:rPr>
+              <w:t>各自映射到自己的地址空间</w:t>
             </w:r>
           </w:p>
         </w:tc>
@@ -890,14 +4751,13 @@
             </w:pPr>
             <w:r>
               <w:rPr>
-                <w:rStyle w:val="8"/>
-                <w:rFonts w:ascii="宋体" w:hAnsi="宋体" w:eastAsia="宋体" w:cs="宋体"/>
-                <w:kern w:val="0"/>
-                <w:sz w:val="24"/>
-                <w:szCs w:val="24"/>
-                <w:lang w:val="en-US" w:eastAsia="zh-CN" w:bidi="ar"/>
-              </w:rPr>
-              <w:t>0644</w:t>
+                <w:rFonts w:ascii="宋体" w:hAnsi="宋体" w:eastAsia="宋体" w:cs="宋体"/>
+                <w:kern w:val="0"/>
+                <w:sz w:val="24"/>
+                <w:szCs w:val="24"/>
+                <w:lang w:val="en-US" w:eastAsia="zh-CN" w:bidi="ar"/>
+              </w:rPr>
+              <w:t>通过指针读写</w:t>
             </w:r>
           </w:p>
         </w:tc>
@@ -923,7 +4783,33 @@
                 <w:szCs w:val="24"/>
                 <w:lang w:val="en-US" w:eastAsia="zh-CN" w:bidi="ar"/>
               </w:rPr>
-              <w:t>当前用户读写，其他用户只读</w:t>
+              <w:t>每个需要访问的进程</w:t>
+            </w:r>
+          </w:p>
+        </w:tc>
+        <w:tc>
+          <w:tcPr>
+            <w:tcW w:w="0" w:type="auto"/>
+            <w:shd w:val="clear"/>
+            <w:vAlign w:val="center"/>
+          </w:tcPr>
+          <w:p>
+            <w:pPr>
+              <w:keepNext w:val="0"/>
+              <w:keepLines w:val="0"/>
+              <w:widowControl/>
+              <w:suppressLineNumbers w:val="0"/>
+              <w:jc w:val="left"/>
+            </w:pPr>
+            <w:r>
+              <w:rPr>
+                <w:rFonts w:ascii="宋体" w:hAnsi="宋体" w:eastAsia="宋体" w:cs="宋体"/>
+                <w:kern w:val="0"/>
+                <w:sz w:val="24"/>
+                <w:szCs w:val="24"/>
+                <w:lang w:val="en-US" w:eastAsia="zh-CN" w:bidi="ar"/>
+              </w:rPr>
+              <w:t>按照业务需要读写</w:t>
             </w:r>
           </w:p>
         </w:tc>
@@ -972,7 +4858,7 @@
                 <w:szCs w:val="24"/>
                 <w:lang w:val="en-US" w:eastAsia="zh-CN" w:bidi="ar"/>
               </w:rPr>
-              <w:t>0666</w:t>
+              <w:t>munmap()</w:t>
             </w:r>
           </w:p>
         </w:tc>
@@ -998,125 +4884,10 @@
                 <w:szCs w:val="24"/>
                 <w:lang w:val="en-US" w:eastAsia="zh-CN" w:bidi="ar"/>
               </w:rPr>
-              <w:t>所有用户都可以读写</w:t>
-            </w:r>
-          </w:p>
-        </w:tc>
-      </w:tr>
-    </w:tbl>
-    <w:p>
-      <w:pPr>
-        <w:rPr>
-          <w:rFonts w:hint="eastAsia" w:ascii="宋体" w:hAnsi="宋体" w:eastAsia="宋体" w:cs="宋体"/>
-          <w:sz w:val="24"/>
-          <w:szCs w:val="24"/>
-          <w:lang w:val="en-US" w:eastAsia="zh-CN"/>
-        </w:rPr>
-      </w:pPr>
-      <w:r>
-        <w:rPr>
-          <w:rFonts w:hint="eastAsia" w:ascii="宋体" w:hAnsi="宋体" w:eastAsia="宋体" w:cs="宋体"/>
-          <w:sz w:val="24"/>
-          <w:szCs w:val="24"/>
-          <w:lang w:val="en-US" w:eastAsia="zh-CN"/>
-        </w:rPr>
-        <w:t>入参3只有在入参2有</w:t>
-      </w:r>
-      <w:r>
-        <w:rPr>
-          <w:rFonts w:ascii="宋体" w:hAnsi="宋体" w:eastAsia="宋体" w:cs="宋体"/>
-          <w:sz w:val="24"/>
-          <w:szCs w:val="24"/>
-        </w:rPr>
-        <w:t>O_CREAT</w:t>
-      </w:r>
-      <w:r>
-        <w:rPr>
-          <w:rFonts w:hint="eastAsia" w:ascii="宋体" w:hAnsi="宋体" w:eastAsia="宋体" w:cs="宋体"/>
-          <w:sz w:val="24"/>
-          <w:szCs w:val="24"/>
-          <w:lang w:val="en-US" w:eastAsia="zh-CN"/>
-        </w:rPr>
-        <w:t>时才有效。</w:t>
-      </w:r>
-    </w:p>
-    <w:p>
-      <w:pPr>
-        <w:rPr>
-          <w:rFonts w:hint="eastAsia" w:ascii="宋体" w:hAnsi="宋体" w:eastAsia="宋体" w:cs="宋体"/>
-          <w:sz w:val="24"/>
-          <w:szCs w:val="24"/>
-          <w:lang w:val="en-US" w:eastAsia="zh-CN"/>
-        </w:rPr>
-      </w:pPr>
-    </w:p>
-    <w:p>
-      <w:pPr>
-        <w:rPr>
-          <w:rFonts w:hint="eastAsia" w:ascii="宋体" w:hAnsi="宋体" w:eastAsia="宋体" w:cs="宋体"/>
-          <w:sz w:val="24"/>
-          <w:szCs w:val="24"/>
-          <w:lang w:val="en-US" w:eastAsia="zh-CN"/>
-        </w:rPr>
-      </w:pPr>
-      <w:r>
-        <w:rPr>
-          <w:rFonts w:hint="eastAsia" w:ascii="宋体" w:hAnsi="宋体" w:eastAsia="宋体" w:cs="宋体"/>
-          <w:sz w:val="24"/>
-          <w:szCs w:val="24"/>
-          <w:lang w:val="en-US" w:eastAsia="zh-CN"/>
-        </w:rPr>
-        <w:t>返回值</w:t>
-      </w:r>
-    </w:p>
-    <w:tbl>
-      <w:tblPr>
-        <w:tblW w:w="0" w:type="auto"/>
-        <w:tblCellSpacing w:w="15" w:type="dxa"/>
-        <w:tblInd w:w="0" w:type="dxa"/>
-        <w:tblBorders>
-          <w:top w:val="none" w:color="auto" w:sz="0" w:space="0"/>
-          <w:left w:val="none" w:color="auto" w:sz="0" w:space="0"/>
-          <w:bottom w:val="none" w:color="auto" w:sz="0" w:space="0"/>
-          <w:right w:val="none" w:color="auto" w:sz="0" w:space="0"/>
-          <w:insideH w:val="none" w:color="auto" w:sz="0" w:space="0"/>
-          <w:insideV w:val="none" w:color="auto" w:sz="0" w:space="0"/>
-        </w:tblBorders>
-        <w:shd w:val="clear"/>
-        <w:tblLayout w:type="autofit"/>
-        <w:tblCellMar>
-          <w:top w:w="15" w:type="dxa"/>
-          <w:left w:w="15" w:type="dxa"/>
-          <w:bottom w:w="15" w:type="dxa"/>
-          <w:right w:w="15" w:type="dxa"/>
-        </w:tblCellMar>
-      </w:tblPr>
-      <w:tblGrid>
-        <w:gridCol w:w="798"/>
-        <w:gridCol w:w="3435"/>
-      </w:tblGrid>
-      <w:tr>
-        <w:tblPrEx>
-          <w:tblBorders>
-            <w:top w:val="none" w:color="auto" w:sz="0" w:space="0"/>
-            <w:left w:val="none" w:color="auto" w:sz="0" w:space="0"/>
-            <w:bottom w:val="none" w:color="auto" w:sz="0" w:space="0"/>
-            <w:right w:val="none" w:color="auto" w:sz="0" w:space="0"/>
-            <w:insideH w:val="none" w:color="auto" w:sz="0" w:space="0"/>
-            <w:insideV w:val="none" w:color="auto" w:sz="0" w:space="0"/>
-          </w:tblBorders>
-          <w:shd w:val="clear"/>
-          <w:tblCellMar>
-            <w:top w:w="15" w:type="dxa"/>
-            <w:left w:w="15" w:type="dxa"/>
-            <w:bottom w:w="15" w:type="dxa"/>
-            <w:right w:w="15" w:type="dxa"/>
-          </w:tblCellMar>
-        </w:tblPrEx>
-        <w:trPr>
-          <w:tblHeader/>
-          <w:tblCellSpacing w:w="15" w:type="dxa"/>
-        </w:trPr>
+              <w:t>每个进程</w:t>
+            </w:r>
+          </w:p>
+        </w:tc>
         <w:tc>
           <w:tcPr>
             <w:tcW w:w="0" w:type="auto"/>
@@ -1129,55 +4900,17 @@
               <w:keepLines w:val="0"/>
               <w:widowControl/>
               <w:suppressLineNumbers w:val="0"/>
-              <w:jc w:val="center"/>
-              <w:rPr>
-                <w:b/>
-                <w:bCs/>
-              </w:rPr>
-            </w:pPr>
-            <w:r>
-              <w:rPr>
-                <w:rFonts w:ascii="宋体" w:hAnsi="宋体" w:eastAsia="宋体" w:cs="宋体"/>
-                <w:b/>
-                <w:bCs/>
-                <w:kern w:val="0"/>
-                <w:sz w:val="24"/>
-                <w:szCs w:val="24"/>
-                <w:lang w:val="en-US" w:eastAsia="zh-CN" w:bidi="ar"/>
-              </w:rPr>
-              <w:t>返回值</w:t>
-            </w:r>
-          </w:p>
-        </w:tc>
-        <w:tc>
-          <w:tcPr>
-            <w:tcW w:w="0" w:type="auto"/>
-            <w:shd w:val="clear"/>
-            <w:vAlign w:val="center"/>
-          </w:tcPr>
-          <w:p>
-            <w:pPr>
-              <w:keepNext w:val="0"/>
-              <w:keepLines w:val="0"/>
-              <w:widowControl/>
-              <w:suppressLineNumbers w:val="0"/>
-              <w:jc w:val="center"/>
-              <w:rPr>
-                <w:b/>
-                <w:bCs/>
-              </w:rPr>
-            </w:pPr>
-            <w:r>
-              <w:rPr>
-                <w:rFonts w:ascii="宋体" w:hAnsi="宋体" w:eastAsia="宋体" w:cs="宋体"/>
-                <w:b/>
-                <w:bCs/>
-                <w:kern w:val="0"/>
-                <w:sz w:val="24"/>
-                <w:szCs w:val="24"/>
-                <w:lang w:val="en-US" w:eastAsia="zh-CN" w:bidi="ar"/>
-              </w:rPr>
-              <w:t>含义</w:t>
+              <w:jc w:val="left"/>
+            </w:pPr>
+            <w:r>
+              <w:rPr>
+                <w:rFonts w:ascii="宋体" w:hAnsi="宋体" w:eastAsia="宋体" w:cs="宋体"/>
+                <w:kern w:val="0"/>
+                <w:sz w:val="24"/>
+                <w:szCs w:val="24"/>
+                <w:lang w:val="en-US" w:eastAsia="zh-CN" w:bidi="ar"/>
+              </w:rPr>
+              <w:t>各自解除自己的映射</w:t>
             </w:r>
           </w:p>
         </w:tc>
@@ -1226,7 +4959,7 @@
                 <w:szCs w:val="24"/>
                 <w:lang w:val="en-US" w:eastAsia="zh-CN" w:bidi="ar"/>
               </w:rPr>
-              <w:t>&gt;= 0</w:t>
+              <w:t>close()</w:t>
             </w:r>
           </w:p>
         </w:tc>
@@ -1252,7 +4985,33 @@
                 <w:szCs w:val="24"/>
                 <w:lang w:val="en-US" w:eastAsia="zh-CN" w:bidi="ar"/>
               </w:rPr>
-              <w:t>成功，返回共享内存文件描述符</w:t>
+              <w:t>每个进程</w:t>
+            </w:r>
+          </w:p>
+        </w:tc>
+        <w:tc>
+          <w:tcPr>
+            <w:tcW w:w="0" w:type="auto"/>
+            <w:shd w:val="clear"/>
+            <w:vAlign w:val="center"/>
+          </w:tcPr>
+          <w:p>
+            <w:pPr>
+              <w:keepNext w:val="0"/>
+              <w:keepLines w:val="0"/>
+              <w:widowControl/>
+              <w:suppressLineNumbers w:val="0"/>
+              <w:jc w:val="left"/>
+            </w:pPr>
+            <w:r>
+              <w:rPr>
+                <w:rFonts w:ascii="宋体" w:hAnsi="宋体" w:eastAsia="宋体" w:cs="宋体"/>
+                <w:kern w:val="0"/>
+                <w:sz w:val="24"/>
+                <w:szCs w:val="24"/>
+                <w:lang w:val="en-US" w:eastAsia="zh-CN" w:bidi="ar"/>
+              </w:rPr>
+              <w:t>各自关闭自己的文件描述符</w:t>
             </w:r>
           </w:p>
         </w:tc>
@@ -1267,7 +5026,6 @@
             <w:insideH w:val="none" w:color="auto" w:sz="0" w:space="0"/>
             <w:insideV w:val="none" w:color="auto" w:sz="0" w:space="0"/>
           </w:tblBorders>
-          <w:shd w:val="clear"/>
           <w:tblCellMar>
             <w:top w:w="15" w:type="dxa"/>
             <w:left w:w="15" w:type="dxa"/>
@@ -1301,7 +5059,7 @@
                 <w:szCs w:val="24"/>
                 <w:lang w:val="en-US" w:eastAsia="zh-CN" w:bidi="ar"/>
               </w:rPr>
-              <w:t>-1</w:t>
+              <w:t>shm_unlink()</w:t>
             </w:r>
           </w:p>
         </w:tc>
@@ -1327,18 +5085,33 @@
                 <w:szCs w:val="24"/>
                 <w:lang w:val="en-US" w:eastAsia="zh-CN" w:bidi="ar"/>
               </w:rPr>
-              <w:t xml:space="preserve">失败，并设置 </w:t>
-            </w:r>
-            <w:r>
-              <w:rPr>
-                <w:rStyle w:val="8"/>
-                <w:rFonts w:ascii="宋体" w:hAnsi="宋体" w:eastAsia="宋体" w:cs="宋体"/>
-                <w:kern w:val="0"/>
-                <w:sz w:val="24"/>
-                <w:szCs w:val="24"/>
-                <w:lang w:val="en-US" w:eastAsia="zh-CN" w:bidi="ar"/>
-              </w:rPr>
-              <w:t>errno</w:t>
+              <w:t>一个管理进程</w:t>
+            </w:r>
+          </w:p>
+        </w:tc>
+        <w:tc>
+          <w:tcPr>
+            <w:tcW w:w="0" w:type="auto"/>
+            <w:shd w:val="clear"/>
+            <w:vAlign w:val="center"/>
+          </w:tcPr>
+          <w:p>
+            <w:pPr>
+              <w:keepNext w:val="0"/>
+              <w:keepLines w:val="0"/>
+              <w:widowControl/>
+              <w:suppressLineNumbers w:val="0"/>
+              <w:jc w:val="left"/>
+            </w:pPr>
+            <w:r>
+              <w:rPr>
+                <w:rFonts w:ascii="宋体" w:hAnsi="宋体" w:eastAsia="宋体" w:cs="宋体"/>
+                <w:kern w:val="0"/>
+                <w:sz w:val="24"/>
+                <w:szCs w:val="24"/>
+                <w:lang w:val="en-US" w:eastAsia="zh-CN" w:bidi="ar"/>
+              </w:rPr>
+              <w:t>最后删除共享内存名称</w:t>
             </w:r>
           </w:p>
         </w:tc>
@@ -1347,41 +5120,44 @@
     <w:p>
       <w:pPr>
         <w:rPr>
+          <w:rFonts w:hint="eastAsia"/>
+          <w:lang w:val="en-US" w:eastAsia="zh-CN"/>
+        </w:rPr>
+      </w:pPr>
+    </w:p>
+    <w:p>
+      <w:pPr>
+        <w:rPr>
+          <w:rFonts w:hint="eastAsia"/>
+          <w:lang w:val="en-US" w:eastAsia="zh-CN"/>
+        </w:rPr>
+      </w:pPr>
+    </w:p>
+    <w:p>
+      <w:pPr>
+        <w:rPr>
+          <w:rFonts w:hint="default"/>
+          <w:lang w:val="en-US" w:eastAsia="zh-CN"/>
+        </w:rPr>
+      </w:pPr>
+    </w:p>
+    <w:p>
+      <w:pPr>
+        <w:rPr>
+          <w:rFonts w:hint="default"/>
+          <w:lang w:val="en-US" w:eastAsia="zh-CN"/>
+        </w:rPr>
+      </w:pPr>
+    </w:p>
+    <w:p>
+      <w:pPr>
+        <w:rPr>
           <w:rFonts w:hint="default" w:ascii="宋体" w:hAnsi="宋体" w:eastAsia="宋体" w:cs="宋体"/>
           <w:sz w:val="24"/>
           <w:szCs w:val="24"/>
           <w:lang w:val="en-US" w:eastAsia="zh-CN"/>
         </w:rPr>
       </w:pPr>
-    </w:p>
-    <w:p>
-      <w:pPr>
-        <w:rPr>
-          <w:rFonts w:hint="default" w:ascii="宋体" w:hAnsi="宋体" w:eastAsia="宋体" w:cs="宋体"/>
-          <w:sz w:val="24"/>
-          <w:szCs w:val="24"/>
-          <w:lang w:val="en-US" w:eastAsia="zh-CN"/>
-        </w:rPr>
-      </w:pPr>
-    </w:p>
-    <w:p>
-      <w:pPr>
-        <w:rPr>
-          <w:rFonts w:hint="default" w:ascii="宋体" w:hAnsi="宋体" w:eastAsia="宋体" w:cs="宋体"/>
-          <w:sz w:val="24"/>
-          <w:szCs w:val="24"/>
-          <w:lang w:val="en-US" w:eastAsia="zh-CN"/>
-        </w:rPr>
-      </w:pPr>
-      <w:r>
-        <w:rPr>
-          <w:rFonts w:hint="eastAsia" w:ascii="宋体" w:hAnsi="宋体" w:eastAsia="宋体" w:cs="宋体"/>
-          <w:sz w:val="24"/>
-          <w:szCs w:val="24"/>
-          <w:lang w:val="en-US" w:eastAsia="zh-CN"/>
-        </w:rPr>
-        <w:t>2.</w:t>
-      </w:r>
     </w:p>
     <w:sectPr>
       <w:pgSz w:w="11906" w:h="16838"/>
@@ -1391,6 +5167,30 @@
     </w:sectPr>
   </w:body>
 </w:document>
+</file>
+
+<file path=word/numbering.xml><?xml version="1.0" encoding="utf-8"?>
+<w:numbering xmlns:wpc="http://schemas.microsoft.com/office/word/2010/wordprocessingCanvas" xmlns:mc="http://schemas.openxmlformats.org/markup-compatibility/2006" xmlns:o="urn:schemas-microsoft-com:office:office" xmlns:r="http://schemas.openxmlformats.org/officeDocument/2006/relationships" xmlns:m="http://schemas.openxmlformats.org/officeDocument/2006/math" xmlns:v="urn:schemas-microsoft-com:vml" xmlns:wp14="http://schemas.microsoft.com/office/word/2010/wordprocessingDrawing" xmlns:wp="http://schemas.openxmlformats.org/drawingml/2006/wordprocessingDrawing" xmlns:w10="urn:schemas-microsoft-com:office:word" xmlns:w="http://schemas.openxmlformats.org/wordprocessingml/2006/main" xmlns:w14="http://schemas.microsoft.com/office/word/2010/wordml" xmlns:wpg="http://schemas.microsoft.com/office/word/2010/wordprocessingGroup" xmlns:wpi="http://schemas.microsoft.com/office/word/2010/wordprocessingInk" xmlns:wne="http://schemas.microsoft.com/office/word/2006/wordml" xmlns:wps="http://schemas.microsoft.com/office/word/2010/wordprocessingShape" xmlns:wpsCustomData="http://www.wps.cn/officeDocument/2013/wpsCustomData" mc:Ignorable="w14 wp14">
+  <w:abstractNum w:abstractNumId="0">
+    <w:nsid w:val="F828EAFA"/>
+    <w:multiLevelType w:val="singleLevel"/>
+    <w:tmpl w:val="F828EAFA"/>
+    <w:lvl w:ilvl="0" w:tentative="0">
+      <w:start w:val="2"/>
+      <w:numFmt w:val="decimal"/>
+      <w:lvlText w:val="%1."/>
+      <w:lvlJc w:val="left"/>
+      <w:pPr>
+        <w:tabs>
+          <w:tab w:val="left" w:pos="312"/>
+        </w:tabs>
+      </w:pPr>
+    </w:lvl>
+  </w:abstractNum>
+  <w:num w:numId="1">
+    <w:abstractNumId w:val="0"/>
+  </w:num>
+</w:numbering>
 </file>
 
 <file path=word/styles.xml><?xml version="1.0" encoding="utf-8"?>
@@ -1507,7 +5307,7 @@
     <w:lsdException w:unhideWhenUsed="0" w:uiPriority="0" w:semiHidden="0" w:name="HTML Sample"/>
     <w:lsdException w:unhideWhenUsed="0" w:uiPriority="0" w:semiHidden="0" w:name="HTML Typewriter"/>
     <w:lsdException w:unhideWhenUsed="0" w:uiPriority="0" w:semiHidden="0" w:name="HTML Variable"/>
-    <w:lsdException w:unhideWhenUsed="0" w:uiPriority="0" w:name="Normal Table"/>
+    <w:lsdException w:qFormat="1" w:unhideWhenUsed="0" w:uiPriority="0" w:name="Normal Table"/>
     <w:lsdException w:unhideWhenUsed="0" w:uiPriority="0" w:semiHidden="0" w:name="annotation subject"/>
     <w:lsdException w:unhideWhenUsed="0" w:uiPriority="0" w:semiHidden="0" w:name="Table Simple 1"/>
     <w:lsdException w:unhideWhenUsed="0" w:uiPriority="0" w:semiHidden="0" w:name="Table Simple 2"/>
@@ -1733,6 +5533,7 @@
   <w:style w:type="table" w:default="1" w:styleId="5">
     <w:name w:val="Normal Table"/>
     <w:semiHidden/>
+    <w:qFormat/>
     <w:uiPriority w:val="0"/>
     <w:tblPr>
       <w:tblCellMar>
